--- a/chapters/21-g-methods-time-varying.docx
+++ b/chapters/21-g-methods-time-varying.docx
@@ -1145,10 +1145,12 @@
       <m:oMath>
         <m:r>
           <m:rPr>
-            <m:nor/>
             <m:sty m:val="p"/>
           </m:rPr>
           <m:t>E</m:t>
+        </m:r>
+        <m:r>
+          <m:t>​</m:t>
         </m:r>
         <m:d>
           <m:dPr>
@@ -1181,6 +1183,9 @@
             </m:sSup>
           </m:e>
         </m:d>
+        <m:r>
+          <m:t>​</m:t>
+        </m:r>
         <m:r>
           <m:rPr>
             <m:sty m:val="p"/>
@@ -1216,13 +1221,15 @@
           <m:e>
             <m:r>
               <m:rPr>
-                <m:nor/>
                 <m:sty m:val="p"/>
               </m:rPr>
               <m:t>E</m:t>
             </m:r>
           </m:e>
         </m:nary>
+        <m:r>
+          <m:t>​</m:t>
+        </m:r>
         <m:d>
           <m:dPr>
             <m:begChr m:val="["/>
@@ -1308,6 +1315,9 @@
             </m:sSub>
           </m:e>
         </m:d>
+        <m:r>
+          <m:t>​</m:t>
+        </m:r>
         <m:r>
           <m:rPr>
             <m:sty m:val="p"/>
@@ -1591,13 +1601,15 @@
                   <m:e>
                     <m:r>
                       <m:rPr>
-                        <m:nor/>
                         <m:sty m:val="p"/>
                       </m:rPr>
                       <m:t>E</m:t>
                     </m:r>
                   </m:e>
                 </m:nary>
+                <m:r>
+                  <m:t>​</m:t>
+                </m:r>
                 <m:d>
                   <m:dPr>
                     <m:begChr m:val="["/>
@@ -1719,6 +1731,9 @@
                     </m:sSub>
                   </m:e>
                 </m:d>
+                <m:r>
+                  <m:t>​</m:t>
+                </m:r>
                 <m:r>
                   <m:t> </m:t>
                 </m:r>
@@ -1905,13 +1920,15 @@
                   <m:e>
                     <m:r>
                       <m:rPr>
-                        <m:nor/>
                         <m:sty m:val="p"/>
                       </m:rPr>
                       <m:t>E</m:t>
                     </m:r>
                   </m:e>
                 </m:nary>
+                <m:r>
+                  <m:t>​</m:t>
+                </m:r>
                 <m:d>
                   <m:dPr>
                     <m:begChr m:val="["/>
@@ -1989,6 +2006,9 @@
                     </m:acc>
                   </m:e>
                 </m:d>
+                <m:r>
+                  <m:t>​</m:t>
+                </m:r>
                 <m:nary>
                   <m:naryPr>
                     <m:chr m:val="∏"/>
@@ -2021,6 +2041,9 @@
                     </m:r>
                   </m:e>
                 </m:nary>
+                <m:r>
+                  <m:t>​</m:t>
+                </m:r>
                 <m:d>
                   <m:dPr>
                     <m:begChr m:val="("/>
@@ -2112,6 +2135,9 @@
                   </m:e>
                 </m:d>
                 <m:r>
+                  <m:t>​</m:t>
+                </m:r>
+                <m:r>
                   <m:rPr>
                     <m:sty m:val="p"/>
                   </m:rPr>
@@ -2280,10 +2306,12 @@
             <m:oMath>
               <m:r>
                 <m:rPr>
-                  <m:nor/>
                   <m:sty m:val="p"/>
                 </m:rPr>
                 <m:t>E</m:t>
+              </m:r>
+              <m:r>
+                <m:t>​</m:t>
               </m:r>
               <m:d>
                 <m:dPr>
@@ -2314,6 +2342,9 @@
                   </m:sSup>
                 </m:e>
               </m:d>
+              <m:r>
+                <m:t>​</m:t>
+              </m:r>
             </m:oMath>
             <w:r>
               <w:t xml:space="preserve">.</w:t>
@@ -3381,10 +3412,12 @@
                   <m:e>
                     <m:r>
                       <m:rPr>
-                        <m:nor/>
                         <m:sty m:val="p"/>
                       </m:rPr>
                       <m:t>E</m:t>
+                    </m:r>
+                    <m:r>
+                      <m:t>​</m:t>
                     </m:r>
                     <m:d>
                       <m:dPr>
@@ -3454,6 +3487,9 @@
                       </m:e>
                     </m:d>
                     <m:r>
+                      <m:t>​</m:t>
+                    </m:r>
+                    <m:r>
                       <m:t>&amp;</m:t>
                     </m:r>
                     <m:r>
@@ -3464,10 +3500,12 @@
                     </m:r>
                     <m:r>
                       <m:rPr>
-                        <m:nor/>
                         <m:sty m:val="p"/>
                       </m:rPr>
                       <m:t>E</m:t>
+                    </m:r>
+                    <m:r>
+                      <m:t>​</m:t>
                     </m:r>
                     <m:d>
                       <m:dPr>
@@ -3528,6 +3566,9 @@
                       </m:e>
                     </m:d>
                     <m:r>
+                      <m:t>​</m:t>
+                    </m:r>
+                    <m:r>
                       <m:rPr>
                         <m:sty m:val="p"/>
                       </m:rPr>
@@ -3544,10 +3585,12 @@
                     </m:r>
                     <m:r>
                       <m:rPr>
-                        <m:nor/>
                         <m:sty m:val="p"/>
                       </m:rPr>
                       <m:t>E</m:t>
+                    </m:r>
+                    <m:r>
+                      <m:t>​</m:t>
                     </m:r>
                     <m:d>
                       <m:dPr>
@@ -3608,6 +3651,9 @@
                       </m:e>
                     </m:d>
                     <m:r>
+                      <m:t>​</m:t>
+                    </m:r>
+                    <m:r>
                       <m:rPr>
                         <m:sty m:val="p"/>
                       </m:rPr>
@@ -3984,10 +4030,12 @@
                   <m:e>
                     <m:r>
                       <m:rPr>
-                        <m:nor/>
                         <m:sty m:val="p"/>
                       </m:rPr>
                       <m:t>E</m:t>
+                    </m:r>
+                    <m:r>
+                      <m:t>​</m:t>
                     </m:r>
                     <m:d>
                       <m:dPr>
@@ -4057,6 +4105,9 @@
                       </m:e>
                     </m:d>
                     <m:r>
+                      <m:t>​</m:t>
+                    </m:r>
+                    <m:r>
                       <m:t>&amp;</m:t>
                     </m:r>
                     <m:r>
@@ -4151,10 +4202,12 @@
             <m:oMath>
               <m:r>
                 <m:rPr>
-                  <m:nor/>
                   <m:sty m:val="p"/>
                 </m:rPr>
                 <m:t>E</m:t>
+              </m:r>
+              <m:r>
+                <m:t>​</m:t>
               </m:r>
               <m:d>
                 <m:dPr>
@@ -4188,6 +4241,9 @@
                 </m:e>
               </m:d>
               <m:r>
+                <m:t>​</m:t>
+              </m:r>
+              <m:r>
                 <m:rPr>
                   <m:sty m:val="p"/>
                 </m:rPr>
@@ -4195,10 +4251,12 @@
               </m:r>
               <m:r>
                 <m:rPr>
-                  <m:nor/>
                   <m:sty m:val="p"/>
                 </m:rPr>
                 <m:t>E</m:t>
+              </m:r>
+              <m:r>
+                <m:t>​</m:t>
               </m:r>
               <m:d>
                 <m:dPr>
@@ -4231,6 +4289,9 @@
                   </m:sSup>
                 </m:e>
               </m:d>
+              <m:r>
+                <m:t>​</m:t>
+              </m:r>
             </m:oMath>
             <w:r>
               <w:t xml:space="preserve"> </w:t>
@@ -4640,10 +4701,12 @@
             <m:oMath>
               <m:r>
                 <m:rPr>
-                  <m:nor/>
                   <m:sty m:val="p"/>
                 </m:rPr>
                 <m:t>E</m:t>
+              </m:r>
+              <m:r>
+                <m:t>​</m:t>
               </m:r>
               <m:d>
                 <m:dPr>
@@ -4766,6 +4829,9 @@
                   </m:sSub>
                 </m:e>
               </m:d>
+              <m:r>
+                <m:t>​</m:t>
+              </m:r>
             </m:oMath>
             <w:r>
               <w:t xml:space="preserve"> </w:t>
@@ -4974,10 +5040,12 @@
             <m:oMath>
               <m:r>
                 <m:rPr>
-                  <m:nor/>
                   <m:sty m:val="p"/>
                 </m:rPr>
                 <m:t>E</m:t>
+              </m:r>
+              <m:r>
+                <m:t>​</m:t>
               </m:r>
               <m:d>
                 <m:dPr>
@@ -5064,6 +5132,9 @@
                   </m:sSub>
                 </m:e>
               </m:d>
+              <m:r>
+                <m:t>​</m:t>
+              </m:r>
             </m:oMath>
             <w:r>
               <w:t xml:space="preserve">,</w:t>
@@ -5177,10 +5248,12 @@
             <m:oMath>
               <m:r>
                 <m:rPr>
-                  <m:nor/>
                   <m:sty m:val="p"/>
                 </m:rPr>
                 <m:t>E</m:t>
+              </m:r>
+              <m:r>
+                <m:t>​</m:t>
               </m:r>
               <m:d>
                 <m:dPr>
@@ -5211,6 +5284,9 @@
                   </m:sSup>
                 </m:e>
               </m:d>
+              <m:r>
+                <m:t>​</m:t>
+              </m:r>
             </m:oMath>
             <w:r>
               <w:t xml:space="preserve">,</w:t>
@@ -5322,10 +5398,12 @@
             <m:oMath>
               <m:r>
                 <m:rPr>
-                  <m:nor/>
                   <m:sty m:val="p"/>
                 </m:rPr>
                 <m:t>E</m:t>
+              </m:r>
+              <m:r>
+                <m:t>​</m:t>
               </m:r>
               <m:d>
                 <m:dPr>
@@ -5448,6 +5526,9 @@
                   </m:sSub>
                 </m:e>
               </m:d>
+              <m:r>
+                <m:t>​</m:t>
+              </m:r>
             </m:oMath>
             <w:r>
               <w:t xml:space="preserve"> </w:t>
@@ -5636,10 +5717,12 @@
             <m:oMath>
               <m:r>
                 <m:rPr>
-                  <m:nor/>
                   <m:sty m:val="p"/>
                 </m:rPr>
                 <m:t>E</m:t>
+              </m:r>
+              <m:r>
+                <m:t>​</m:t>
               </m:r>
               <m:d>
                 <m:dPr>
@@ -5763,6 +5846,9 @@
                 </m:e>
               </m:d>
               <m:r>
+                <m:t>​</m:t>
+              </m:r>
+              <m:r>
                 <m:rPr>
                   <m:sty m:val="p"/>
                 </m:rPr>
@@ -5770,10 +5856,12 @@
               </m:r>
               <m:r>
                 <m:rPr>
-                  <m:nor/>
                   <m:sty m:val="p"/>
                 </m:rPr>
                 <m:t>E</m:t>
+              </m:r>
+              <m:r>
+                <m:t>​</m:t>
               </m:r>
               <m:d>
                 <m:dPr>
@@ -5874,6 +5962,9 @@
                   </m:sSub>
                 </m:e>
               </m:d>
+              <m:r>
+                <m:t>​</m:t>
+              </m:r>
             </m:oMath>
             <w:r>
               <w:t xml:space="preserve">,</w:t>
@@ -5917,13 +6008,15 @@
                 <m:e>
                   <m:r>
                     <m:rPr>
-                      <m:nor/>
                       <m:sty m:val="p"/>
                     </m:rPr>
                     <m:t>E</m:t>
                   </m:r>
                 </m:e>
               </m:nary>
+              <m:r>
+                <m:t>​</m:t>
+              </m:r>
               <m:d>
                 <m:dPr>
                   <m:begChr m:val="["/>
@@ -6024,6 +6117,9 @@
                 </m:e>
               </m:d>
               <m:r>
+                <m:t>​</m:t>
+              </m:r>
+              <m:r>
                 <m:rPr>
                   <m:sty m:val="p"/>
                 </m:rPr>
@@ -6093,10 +6189,12 @@
               </m:r>
               <m:r>
                 <m:rPr>
-                  <m:nor/>
                   <m:sty m:val="p"/>
                 </m:rPr>
                 <m:t>E</m:t>
+              </m:r>
+              <m:r>
+                <m:t>​</m:t>
               </m:r>
               <m:d>
                 <m:dPr>
@@ -6147,6 +6245,9 @@
                   </m:sSup>
                 </m:e>
               </m:d>
+              <m:r>
+                <m:t>​</m:t>
+              </m:r>
             </m:oMath>
             <w:r>
               <w:t xml:space="preserve">.</w:t>
@@ -6236,10 +6337,12 @@
             <m:oMath>
               <m:r>
                 <m:rPr>
-                  <m:nor/>
                   <m:sty m:val="p"/>
                 </m:rPr>
                 <m:t>E</m:t>
+              </m:r>
+              <m:r>
+                <m:t>​</m:t>
               </m:r>
               <m:d>
                 <m:dPr>
@@ -6318,6 +6421,9 @@
                   </m:acc>
                 </m:e>
               </m:d>
+              <m:r>
+                <m:t>​</m:t>
+              </m:r>
             </m:oMath>
             <w:r>
               <w:t xml:space="preserve">, and</w:t>
@@ -6727,13 +6833,15 @@
                   <m:e>
                     <m:r>
                       <m:rPr>
-                        <m:nor/>
                         <m:sty m:val="p"/>
                       </m:rPr>
                       <m:t>E</m:t>
                     </m:r>
                   </m:e>
                 </m:nary>
+                <m:r>
+                  <m:t>​</m:t>
+                </m:r>
                 <m:d>
                   <m:dPr>
                     <m:begChr m:val="["/>
@@ -6811,6 +6919,9 @@
                     </m:acc>
                   </m:e>
                 </m:d>
+                <m:r>
+                  <m:t>​</m:t>
+                </m:r>
                 <m:nary>
                   <m:naryPr>
                     <m:chr m:val="∏"/>
@@ -6843,6 +6954,9 @@
                     </m:r>
                   </m:e>
                 </m:nary>
+                <m:r>
+                  <m:t>​</m:t>
+                </m:r>
                 <m:d>
                   <m:dPr>
                     <m:begChr m:val="("/>
@@ -6933,6 +7047,9 @@
                     </m:sSub>
                   </m:e>
                 </m:d>
+                <m:r>
+                  <m:t>​</m:t>
+                </m:r>
                 <m:nary>
                   <m:naryPr>
                     <m:chr m:val="∏"/>
@@ -6980,6 +7097,9 @@
                     </m:sSup>
                   </m:e>
                 </m:nary>
+                <m:r>
+                  <m:t>​</m:t>
+                </m:r>
                 <m:d>
                   <m:dPr>
                     <m:begChr m:val="("/>
@@ -7061,6 +7181,9 @@
                     </m:sSub>
                   </m:e>
                 </m:d>
+                <m:r>
+                  <m:t>​</m:t>
+                </m:r>
                 <m:r>
                   <m:rPr>
                     <m:sty m:val="p"/>
@@ -8485,256 +8608,8 @@
                         <m:r>
                           <m:t>f</m:t>
                         </m:r>
-                        <m:d>
-                          <m:dPr>
-                            <m:begChr m:val="("/>
-                            <m:sepChr m:val=""/>
-                            <m:endChr m:val=")"/>
-                            <m:grow/>
-                          </m:dPr>
-                          <m:e>
-                            <m:sSub>
-                              <m:e>
-                                <m:r>
-                                  <m:t>A</m:t>
-                                </m:r>
-                              </m:e>
-                              <m:sub>
-                                <m:r>
-                                  <m:t>k</m:t>
-                                </m:r>
-                              </m:sub>
-                            </m:sSub>
-                            <m:r>
-                              <m:rPr>
-                                <m:sty m:val="p"/>
-                              </m:rPr>
-                              <m:t>∣</m:t>
-                            </m:r>
-                            <m:sSub>
-                              <m:e>
-                                <m:acc>
-                                  <m:accPr>
-                                    <m:chr m:val="‾"/>
-                                  </m:accPr>
-                                  <m:e>
-                                    <m:r>
-                                      <m:t>A</m:t>
-                                    </m:r>
-                                  </m:e>
-                                </m:acc>
-                              </m:e>
-                              <m:sub>
-                                <m:r>
-                                  <m:t>k</m:t>
-                                </m:r>
-                                <m:r>
-                                  <m:rPr>
-                                    <m:sty m:val="p"/>
-                                  </m:rPr>
-                                  <m:t>−</m:t>
-                                </m:r>
-                                <m:r>
-                                  <m:t>1</m:t>
-                                </m:r>
-                              </m:sub>
-                            </m:sSub>
-                            <m:r>
-                              <m:rPr>
-                                <m:sty m:val="p"/>
-                              </m:rPr>
-                              <m:t>,</m:t>
-                            </m:r>
-                            <m:sSub>
-                              <m:e>
-                                <m:acc>
-                                  <m:accPr>
-                                    <m:chr m:val="‾"/>
-                                  </m:accPr>
-                                  <m:e>
-                                    <m:r>
-                                      <m:t>L</m:t>
-                                    </m:r>
-                                  </m:e>
-                                </m:acc>
-                              </m:e>
-                              <m:sub>
-                                <m:r>
-                                  <m:t>k</m:t>
-                                </m:r>
-                              </m:sub>
-                            </m:sSub>
-                          </m:e>
-                        </m:d>
-                      </m:den>
-                    </m:f>
-                  </m:e>
-                </m:nary>
-                <m:r>
-                  <m:rPr>
-                    <m:sty m:val="p"/>
-                  </m:rPr>
-                  <m:t>,</m:t>
-                </m:r>
-              </m:oMath>
-            </m:oMathPara>
-          </w:p>
-          <w:p>
-            <w:pPr>
-              <w:pStyle w:val="FirstParagraph"/>
-            </w:pPr>
-            <w:r>
-              <w:t xml:space="preserve">and the</w:t>
-            </w:r>
-            <w:r>
-              <w:t xml:space="preserve"> </w:t>
-            </w:r>
-            <w:r>
-              <w:rPr>
-                <w:b/>
-                <w:bCs/>
-              </w:rPr>
-              <w:t xml:space="preserve">stabilized</w:t>
-            </w:r>
-            <w:r>
-              <w:t xml:space="preserve"> </w:t>
-            </w:r>
-            <w:r>
-              <w:t xml:space="preserve">IP weights are</w:t>
-            </w:r>
-          </w:p>
-          <w:p>
-            <w:pPr>
-              <w:pStyle w:val="BodyText"/>
-            </w:pPr>
-            <m:oMathPara>
-              <m:oMathParaPr>
-                <m:jc m:val="center"/>
-              </m:oMathParaPr>
-              <m:oMath>
-                <m:r>
-                  <m:t>S</m:t>
-                </m:r>
-                <m:sSup>
-                  <m:e>
-                    <m:r>
-                      <m:t>W</m:t>
-                    </m:r>
-                  </m:e>
-                  <m:sup>
-                    <m:acc>
-                      <m:accPr>
-                        <m:chr m:val="‾"/>
-                      </m:accPr>
-                      <m:e>
                         <m:r>
-                          <m:t>A</m:t>
-                        </m:r>
-                      </m:e>
-                    </m:acc>
-                  </m:sup>
-                </m:sSup>
-                <m:r>
-                  <m:rPr>
-                    <m:sty m:val="p"/>
-                  </m:rPr>
-                  <m:t>=</m:t>
-                </m:r>
-                <m:nary>
-                  <m:naryPr>
-                    <m:chr m:val="∏"/>
-                    <m:limLoc m:val="undOvr"/>
-                    <m:subHide m:val="off"/>
-                    <m:supHide m:val="off"/>
-                  </m:naryPr>
-                  <m:sub>
-                    <m:r>
-                      <m:t>k</m:t>
-                    </m:r>
-                    <m:r>
-                      <m:rPr>
-                        <m:sty m:val="p"/>
-                      </m:rPr>
-                      <m:t>=</m:t>
-                    </m:r>
-                    <m:r>
-                      <m:t>0</m:t>
-                    </m:r>
-                  </m:sub>
-                  <m:sup>
-                    <m:r>
-                      <m:t>K</m:t>
-                    </m:r>
-                  </m:sup>
-                  <m:e>
-                    <m:f>
-                      <m:fPr>
-                        <m:type m:val="bar"/>
-                      </m:fPr>
-                      <m:num>
-                        <m:r>
-                          <m:t>f</m:t>
-                        </m:r>
-                        <m:d>
-                          <m:dPr>
-                            <m:begChr m:val="("/>
-                            <m:sepChr m:val=""/>
-                            <m:endChr m:val=")"/>
-                            <m:grow/>
-                          </m:dPr>
-                          <m:e>
-                            <m:sSub>
-                              <m:e>
-                                <m:r>
-                                  <m:t>A</m:t>
-                                </m:r>
-                              </m:e>
-                              <m:sub>
-                                <m:r>
-                                  <m:t>k</m:t>
-                                </m:r>
-                              </m:sub>
-                            </m:sSub>
-                            <m:r>
-                              <m:rPr>
-                                <m:sty m:val="p"/>
-                              </m:rPr>
-                              <m:t>∣</m:t>
-                            </m:r>
-                            <m:sSub>
-                              <m:e>
-                                <m:acc>
-                                  <m:accPr>
-                                    <m:chr m:val="‾"/>
-                                  </m:accPr>
-                                  <m:e>
-                                    <m:r>
-                                      <m:t>A</m:t>
-                                    </m:r>
-                                  </m:e>
-                                </m:acc>
-                              </m:e>
-                              <m:sub>
-                                <m:r>
-                                  <m:t>k</m:t>
-                                </m:r>
-                                <m:r>
-                                  <m:rPr>
-                                    <m:sty m:val="p"/>
-                                  </m:rPr>
-                                  <m:t>−</m:t>
-                                </m:r>
-                                <m:r>
-                                  <m:t>1</m:t>
-                                </m:r>
-                              </m:sub>
-                            </m:sSub>
-                          </m:e>
-                        </m:d>
-                      </m:num>
-                      <m:den>
-                        <m:r>
-                          <m:t>f</m:t>
+                          <m:t>​</m:t>
                         </m:r>
                         <m:d>
                           <m:dPr>
@@ -8817,6 +8692,272 @@
                             </m:sSub>
                           </m:e>
                         </m:d>
+                        <m:r>
+                          <m:t>​</m:t>
+                        </m:r>
+                      </m:den>
+                    </m:f>
+                  </m:e>
+                </m:nary>
+                <m:r>
+                  <m:rPr>
+                    <m:sty m:val="p"/>
+                  </m:rPr>
+                  <m:t>,</m:t>
+                </m:r>
+              </m:oMath>
+            </m:oMathPara>
+          </w:p>
+          <w:p>
+            <w:pPr>
+              <w:pStyle w:val="FirstParagraph"/>
+            </w:pPr>
+            <w:r>
+              <w:t xml:space="preserve">and the</w:t>
+            </w:r>
+            <w:r>
+              <w:t xml:space="preserve"> </w:t>
+            </w:r>
+            <w:r>
+              <w:rPr>
+                <w:b/>
+                <w:bCs/>
+              </w:rPr>
+              <w:t xml:space="preserve">stabilized</w:t>
+            </w:r>
+            <w:r>
+              <w:t xml:space="preserve"> </w:t>
+            </w:r>
+            <w:r>
+              <w:t xml:space="preserve">IP weights are</w:t>
+            </w:r>
+          </w:p>
+          <w:p>
+            <w:pPr>
+              <w:pStyle w:val="BodyText"/>
+            </w:pPr>
+            <m:oMathPara>
+              <m:oMathParaPr>
+                <m:jc m:val="center"/>
+              </m:oMathParaPr>
+              <m:oMath>
+                <m:r>
+                  <m:t>S</m:t>
+                </m:r>
+                <m:sSup>
+                  <m:e>
+                    <m:r>
+                      <m:t>W</m:t>
+                    </m:r>
+                  </m:e>
+                  <m:sup>
+                    <m:acc>
+                      <m:accPr>
+                        <m:chr m:val="‾"/>
+                      </m:accPr>
+                      <m:e>
+                        <m:r>
+                          <m:t>A</m:t>
+                        </m:r>
+                      </m:e>
+                    </m:acc>
+                  </m:sup>
+                </m:sSup>
+                <m:r>
+                  <m:rPr>
+                    <m:sty m:val="p"/>
+                  </m:rPr>
+                  <m:t>=</m:t>
+                </m:r>
+                <m:nary>
+                  <m:naryPr>
+                    <m:chr m:val="∏"/>
+                    <m:limLoc m:val="undOvr"/>
+                    <m:subHide m:val="off"/>
+                    <m:supHide m:val="off"/>
+                  </m:naryPr>
+                  <m:sub>
+                    <m:r>
+                      <m:t>k</m:t>
+                    </m:r>
+                    <m:r>
+                      <m:rPr>
+                        <m:sty m:val="p"/>
+                      </m:rPr>
+                      <m:t>=</m:t>
+                    </m:r>
+                    <m:r>
+                      <m:t>0</m:t>
+                    </m:r>
+                  </m:sub>
+                  <m:sup>
+                    <m:r>
+                      <m:t>K</m:t>
+                    </m:r>
+                  </m:sup>
+                  <m:e>
+                    <m:f>
+                      <m:fPr>
+                        <m:type m:val="bar"/>
+                      </m:fPr>
+                      <m:num>
+                        <m:r>
+                          <m:t>f</m:t>
+                        </m:r>
+                        <m:r>
+                          <m:t>​</m:t>
+                        </m:r>
+                        <m:d>
+                          <m:dPr>
+                            <m:begChr m:val="("/>
+                            <m:sepChr m:val=""/>
+                            <m:endChr m:val=")"/>
+                            <m:grow/>
+                          </m:dPr>
+                          <m:e>
+                            <m:sSub>
+                              <m:e>
+                                <m:r>
+                                  <m:t>A</m:t>
+                                </m:r>
+                              </m:e>
+                              <m:sub>
+                                <m:r>
+                                  <m:t>k</m:t>
+                                </m:r>
+                              </m:sub>
+                            </m:sSub>
+                            <m:r>
+                              <m:rPr>
+                                <m:sty m:val="p"/>
+                              </m:rPr>
+                              <m:t>∣</m:t>
+                            </m:r>
+                            <m:sSub>
+                              <m:e>
+                                <m:acc>
+                                  <m:accPr>
+                                    <m:chr m:val="‾"/>
+                                  </m:accPr>
+                                  <m:e>
+                                    <m:r>
+                                      <m:t>A</m:t>
+                                    </m:r>
+                                  </m:e>
+                                </m:acc>
+                              </m:e>
+                              <m:sub>
+                                <m:r>
+                                  <m:t>k</m:t>
+                                </m:r>
+                                <m:r>
+                                  <m:rPr>
+                                    <m:sty m:val="p"/>
+                                  </m:rPr>
+                                  <m:t>−</m:t>
+                                </m:r>
+                                <m:r>
+                                  <m:t>1</m:t>
+                                </m:r>
+                              </m:sub>
+                            </m:sSub>
+                          </m:e>
+                        </m:d>
+                        <m:r>
+                          <m:t>​</m:t>
+                        </m:r>
+                      </m:num>
+                      <m:den>
+                        <m:r>
+                          <m:t>f</m:t>
+                        </m:r>
+                        <m:r>
+                          <m:t>​</m:t>
+                        </m:r>
+                        <m:d>
+                          <m:dPr>
+                            <m:begChr m:val="("/>
+                            <m:sepChr m:val=""/>
+                            <m:endChr m:val=")"/>
+                            <m:grow/>
+                          </m:dPr>
+                          <m:e>
+                            <m:sSub>
+                              <m:e>
+                                <m:r>
+                                  <m:t>A</m:t>
+                                </m:r>
+                              </m:e>
+                              <m:sub>
+                                <m:r>
+                                  <m:t>k</m:t>
+                                </m:r>
+                              </m:sub>
+                            </m:sSub>
+                            <m:r>
+                              <m:rPr>
+                                <m:sty m:val="p"/>
+                              </m:rPr>
+                              <m:t>∣</m:t>
+                            </m:r>
+                            <m:sSub>
+                              <m:e>
+                                <m:acc>
+                                  <m:accPr>
+                                    <m:chr m:val="‾"/>
+                                  </m:accPr>
+                                  <m:e>
+                                    <m:r>
+                                      <m:t>A</m:t>
+                                    </m:r>
+                                  </m:e>
+                                </m:acc>
+                              </m:e>
+                              <m:sub>
+                                <m:r>
+                                  <m:t>k</m:t>
+                                </m:r>
+                                <m:r>
+                                  <m:rPr>
+                                    <m:sty m:val="p"/>
+                                  </m:rPr>
+                                  <m:t>−</m:t>
+                                </m:r>
+                                <m:r>
+                                  <m:t>1</m:t>
+                                </m:r>
+                              </m:sub>
+                            </m:sSub>
+                            <m:r>
+                              <m:rPr>
+                                <m:sty m:val="p"/>
+                              </m:rPr>
+                              <m:t>,</m:t>
+                            </m:r>
+                            <m:sSub>
+                              <m:e>
+                                <m:acc>
+                                  <m:accPr>
+                                    <m:chr m:val="‾"/>
+                                  </m:accPr>
+                                  <m:e>
+                                    <m:r>
+                                      <m:t>L</m:t>
+                                    </m:r>
+                                  </m:e>
+                                </m:acc>
+                              </m:e>
+                              <m:sub>
+                                <m:r>
+                                  <m:t>k</m:t>
+                                </m:r>
+                              </m:sub>
+                            </m:sSub>
+                          </m:e>
+                        </m:d>
+                        <m:r>
+                          <m:t>​</m:t>
+                        </m:r>
                       </m:den>
                     </m:f>
                   </m:e>
@@ -9117,10 +9258,12 @@
             <m:oMath>
               <m:r>
                 <m:rPr>
-                  <m:nor/>
                   <m:sty m:val="p"/>
                 </m:rPr>
                 <m:t>E</m:t>
+              </m:r>
+              <m:r>
+                <m:t>​</m:t>
               </m:r>
               <m:d>
                 <m:dPr>
@@ -9171,6 +9314,9 @@
                   </m:sSup>
                 </m:e>
               </m:d>
+              <m:r>
+                <m:t>​</m:t>
+              </m:r>
             </m:oMath>
             <w:r>
               <w:t xml:space="preserve"> </w:t>
@@ -9186,7 +9332,6 @@
                 <m:e>
                   <m:r>
                     <m:rPr>
-                      <m:nor/>
                       <m:sty m:val="p"/>
                     </m:rPr>
                     <m:t>E</m:t>
@@ -9201,6 +9346,9 @@
                   </m:r>
                 </m:sub>
               </m:sSub>
+              <m:r>
+                <m:t>​</m:t>
+              </m:r>
               <m:d>
                 <m:dPr>
                   <m:begChr m:val="["/>
@@ -9286,6 +9434,9 @@
                   </m:sSub>
                 </m:e>
               </m:d>
+              <m:r>
+                <m:t>​</m:t>
+              </m:r>
             </m:oMath>
             <w:r>
               <w:t xml:space="preserve"> </w:t>
@@ -9325,10 +9476,12 @@
       <m:oMath>
         <m:r>
           <m:rPr>
-            <m:nor/>
             <m:sty m:val="p"/>
           </m:rPr>
           <m:t>E</m:t>
+        </m:r>
+        <m:r>
+          <m:t>​</m:t>
         </m:r>
         <m:d>
           <m:dPr>
@@ -9443,6 +9596,9 @@
             </m:r>
           </m:e>
         </m:d>
+        <m:r>
+          <m:t>​</m:t>
+        </m:r>
       </m:oMath>
       <w:r>
         <w:t xml:space="preserve"> </w:t>
@@ -9456,10 +9612,12 @@
       <m:oMath>
         <m:r>
           <m:rPr>
-            <m:nor/>
             <m:sty m:val="p"/>
           </m:rPr>
           <m:t>E</m:t>
+        </m:r>
+        <m:r>
+          <m:t>​</m:t>
         </m:r>
         <m:d>
           <m:dPr>
@@ -9518,6 +9676,9 @@
           </m:e>
         </m:d>
         <m:r>
+          <m:t>​</m:t>
+        </m:r>
+        <m:r>
           <m:rPr>
             <m:sty m:val="p"/>
           </m:rPr>
@@ -9525,10 +9686,12 @@
         </m:r>
         <m:r>
           <m:rPr>
-            <m:nor/>
             <m:sty m:val="p"/>
           </m:rPr>
           <m:t>E</m:t>
+        </m:r>
+        <m:r>
+          <m:t>​</m:t>
         </m:r>
         <m:d>
           <m:dPr>
@@ -9583,6 +9746,9 @@
             </m:r>
           </m:e>
         </m:d>
+        <m:r>
+          <m:t>​</m:t>
+        </m:r>
       </m:oMath>
       <w:r>
         <w:t xml:space="preserve"> </w:t>
@@ -9696,10 +9862,12 @@
       <m:oMath>
         <m:r>
           <m:rPr>
-            <m:nor/>
             <m:sty m:val="p"/>
           </m:rPr>
           <m:t>E</m:t>
+        </m:r>
+        <m:r>
+          <m:t>​</m:t>
         </m:r>
         <m:d>
           <m:dPr>
@@ -9731,6 +9899,9 @@
           </m:e>
         </m:d>
         <m:r>
+          <m:t>​</m:t>
+        </m:r>
+        <m:r>
           <m:rPr>
             <m:sty m:val="p"/>
           </m:rPr>
@@ -9738,10 +9909,12 @@
         </m:r>
         <m:r>
           <m:rPr>
-            <m:nor/>
             <m:sty m:val="p"/>
           </m:rPr>
           <m:t>E</m:t>
+        </m:r>
+        <m:r>
+          <m:t>​</m:t>
         </m:r>
         <m:d>
           <m:dPr>
@@ -9785,6 +9958,9 @@
           </m:e>
         </m:d>
         <m:r>
+          <m:t>​</m:t>
+        </m:r>
+        <m:r>
           <m:rPr>
             <m:sty m:val="p"/>
           </m:rPr>
@@ -9794,7 +9970,6 @@
           <m:e>
             <m:r>
               <m:rPr>
-                <m:nor/>
                 <m:sty m:val="p"/>
               </m:rPr>
               <m:t>E</m:t>
@@ -9809,6 +9984,9 @@
             </m:r>
           </m:sub>
         </m:sSub>
+        <m:r>
+          <m:t>​</m:t>
+        </m:r>
         <m:d>
           <m:dPr>
             <m:begChr m:val="["/>
@@ -9855,6 +10033,9 @@
           </m:e>
         </m:d>
         <m:r>
+          <m:t>​</m:t>
+        </m:r>
+        <m:r>
           <m:rPr>
             <m:sty m:val="p"/>
           </m:rPr>
@@ -9864,7 +10045,6 @@
           <m:e>
             <m:r>
               <m:rPr>
-                <m:nor/>
                 <m:sty m:val="p"/>
               </m:rPr>
               <m:t>E</m:t>
@@ -9879,6 +10059,9 @@
             </m:r>
           </m:sub>
         </m:sSub>
+        <m:r>
+          <m:t>​</m:t>
+        </m:r>
         <m:d>
           <m:dPr>
             <m:begChr m:val="["/>
@@ -9936,6 +10119,9 @@
             </m:sSup>
           </m:e>
         </m:d>
+        <m:r>
+          <m:t>​</m:t>
+        </m:r>
       </m:oMath>
       <w:r>
         <w:t xml:space="preserve">.</w:t>
@@ -11311,7 +11497,6 @@
                       <m:e>
                         <m:r>
                           <m:rPr>
-                            <m:nor/>
                             <m:sty m:val="p"/>
                           </m:rPr>
                           <m:t>E</m:t>
@@ -11326,6 +11511,9 @@
                         </m:r>
                       </m:sub>
                     </m:sSub>
+                    <m:r>
+                      <m:t>​</m:t>
+                    </m:r>
                     <m:d>
                       <m:dPr>
                         <m:begChr m:val="["/>
@@ -11394,6 +11582,9 @@
                       </m:e>
                     </m:d>
                     <m:r>
+                      <m:t>​</m:t>
+                    </m:r>
+                    <m:r>
                       <m:t>&amp;</m:t>
                     </m:r>
                     <m:r>
@@ -11857,10 +12048,12 @@
             <m:oMath>
               <m:r>
                 <m:rPr>
-                  <m:nor/>
                   <m:sty m:val="p"/>
                 </m:rPr>
                 <m:t>E</m:t>
+              </m:r>
+              <m:r>
+                <m:t>​</m:t>
               </m:r>
               <m:d>
                 <m:dPr>
@@ -11891,6 +12084,9 @@
                   </m:sSup>
                 </m:e>
               </m:d>
+              <m:r>
+                <m:t>​</m:t>
+              </m:r>
             </m:oMath>
             <w:r>
               <w:t xml:space="preserve"> </w:t>
@@ -12031,10 +12227,12 @@
               <m:oMath>
                 <m:r>
                   <m:rPr>
-                    <m:nor/>
                     <m:sty m:val="p"/>
                   </m:rPr>
                   <m:t>E</m:t>
+                </m:r>
+                <m:r>
+                  <m:t>​</m:t>
                 </m:r>
                 <m:d>
                   <m:dPr>
@@ -12065,6 +12263,9 @@
                     </m:sSup>
                   </m:e>
                 </m:d>
+                <m:r>
+                  <m:t>​</m:t>
+                </m:r>
                 <m:r>
                   <m:rPr>
                     <m:sty m:val="p"/>
@@ -12268,10 +12469,12 @@
             <m:oMath>
               <m:r>
                 <m:rPr>
-                  <m:nor/>
                   <m:sty m:val="p"/>
                 </m:rPr>
                 <m:t>E</m:t>
+              </m:r>
+              <m:r>
+                <m:t>​</m:t>
               </m:r>
               <m:d>
                 <m:dPr>
@@ -12303,6 +12506,9 @@
                 </m:e>
               </m:d>
               <m:r>
+                <m:t>​</m:t>
+              </m:r>
+              <m:r>
                 <m:rPr>
                   <m:sty m:val="p"/>
                 </m:rPr>
@@ -12310,10 +12516,12 @@
               </m:r>
               <m:r>
                 <m:rPr>
-                  <m:nor/>
                   <m:sty m:val="p"/>
                 </m:rPr>
                 <m:t>E</m:t>
+              </m:r>
+              <m:r>
+                <m:t>​</m:t>
               </m:r>
               <m:d>
                 <m:dPr>
@@ -12360,6 +12568,9 @@
                   </m:sSup>
                 </m:e>
               </m:d>
+              <m:r>
+                <m:t>​</m:t>
+              </m:r>
               <m:r>
                 <m:rPr>
                   <m:sty m:val="p"/>
@@ -12608,10 +12819,12 @@
             <m:oMath>
               <m:r>
                 <m:rPr>
-                  <m:nor/>
                   <m:sty m:val="p"/>
                 </m:rPr>
                 <m:t>E</m:t>
+              </m:r>
+              <m:r>
+                <m:t>​</m:t>
               </m:r>
               <m:d>
                 <m:dPr>
@@ -12642,6 +12855,9 @@
                   </m:acc>
                 </m:e>
               </m:d>
+              <m:r>
+                <m:t>​</m:t>
+              </m:r>
               <m:r>
                 <m:rPr>
                   <m:sty m:val="p"/>
@@ -13279,10 +13495,12 @@
               <m:oMath>
                 <m:r>
                   <m:rPr>
-                    <m:nor/>
                     <m:sty m:val="p"/>
                   </m:rPr>
                   <m:t>E</m:t>
+                </m:r>
+                <m:r>
+                  <m:t>​</m:t>
                 </m:r>
                 <m:d>
                   <m:dPr>
@@ -13313,6 +13531,9 @@
                     </m:acc>
                   </m:e>
                 </m:d>
+                <m:r>
+                  <m:t>​</m:t>
+                </m:r>
                 <m:r>
                   <m:rPr>
                     <m:sty m:val="p"/>
@@ -13791,10 +14012,12 @@
             <m:oMath>
               <m:r>
                 <m:rPr>
-                  <m:nor/>
                   <m:sty m:val="p"/>
                 </m:rPr>
                 <m:t>E</m:t>
+              </m:r>
+              <m:r>
+                <m:t>​</m:t>
               </m:r>
               <m:d>
                 <m:dPr>
@@ -13835,6 +14058,9 @@
                 </m:e>
               </m:d>
               <m:r>
+                <m:t>​</m:t>
+              </m:r>
+              <m:r>
                 <m:rPr>
                   <m:sty m:val="p"/>
                 </m:rPr>
@@ -14008,10 +14234,12 @@
             <m:oMath>
               <m:r>
                 <m:rPr>
-                  <m:nor/>
                   <m:sty m:val="p"/>
                 </m:rPr>
                 <m:t>E</m:t>
+              </m:r>
+              <m:r>
+                <m:t>​</m:t>
               </m:r>
               <m:d>
                 <m:dPr>
@@ -14051,6 +14279,9 @@
                   </m:r>
                 </m:e>
               </m:d>
+              <m:r>
+                <m:t>​</m:t>
+              </m:r>
               <m:r>
                 <m:rPr>
                   <m:sty m:val="p"/>
@@ -15741,10 +15972,12 @@
             <m:oMath>
               <m:r>
                 <m:rPr>
-                  <m:nor/>
                   <m:sty m:val="p"/>
                 </m:rPr>
                 <m:t>E</m:t>
+              </m:r>
+              <m:r>
+                <m:t>​</m:t>
               </m:r>
               <m:d>
                 <m:dPr>
@@ -15791,6 +16024,9 @@
                   </m:acc>
                 </m:e>
               </m:d>
+              <m:r>
+                <m:t>​</m:t>
+              </m:r>
             </m:oMath>
             <w:r>
               <w:t xml:space="preserve"> </w:t>
@@ -16161,10 +16397,12 @@
             <m:oMath>
               <m:r>
                 <m:rPr>
-                  <m:nor/>
                   <m:sty m:val="p"/>
                 </m:rPr>
                 <m:t>E</m:t>
+              </m:r>
+              <m:r>
+                <m:t>​</m:t>
               </m:r>
               <m:d>
                 <m:dPr>
@@ -16188,6 +16426,9 @@
                   </m:sSup>
                 </m:e>
               </m:d>
+              <m:r>
+                <m:t>​</m:t>
+              </m:r>
             </m:oMath>
             <w:r>
               <w:t xml:space="preserve"> </w:t>
@@ -16251,51 +16492,48 @@
                 </m:rPr>
                 <m:t>=</m:t>
               </m:r>
-              <m:acc>
-                <m:accPr>
-                  <m:chr m:val="̂"/>
-                </m:accPr>
-                <m:e>
+              <m:r>
+                <m:rPr>
+                  <m:sty m:val="p"/>
+                </m:rPr>
+                <m:t/>
+              </m:r>
+              <m:r>
+                <m:t>​</m:t>
+              </m:r>
+              <m:d>
+                <m:dPr>
+                  <m:begChr m:val="["/>
+                  <m:sepChr m:val=""/>
+                  <m:endChr m:val="]"/>
+                  <m:grow/>
+                </m:dPr>
+                <m:e>
+                  <m:r>
+                    <m:t>A</m:t>
+                  </m:r>
                   <m:r>
                     <m:rPr>
                       <m:sty m:val="p"/>
                     </m:rPr>
-                    <m:t>Pr</m:t>
-                  </m:r>
-                </m:e>
-              </m:acc>
-              <m:r>
-                <m:rPr>
-                  <m:sty m:val="p"/>
-                </m:rPr>
-                <m:t>[</m:t>
-              </m:r>
-              <m:r>
-                <m:t>A</m:t>
-              </m:r>
-              <m:r>
-                <m:rPr>
-                  <m:sty m:val="p"/>
-                </m:rPr>
-                <m:t>=</m:t>
-              </m:r>
-              <m:r>
-                <m:t>a</m:t>
-              </m:r>
-              <m:r>
-                <m:rPr>
-                  <m:sty m:val="p"/>
-                </m:rPr>
-                <m:t>∣</m:t>
-              </m:r>
-              <m:r>
-                <m:t>L</m:t>
-              </m:r>
-              <m:r>
-                <m:rPr>
-                  <m:sty m:val="p"/>
-                </m:rPr>
-                <m:t>]</m:t>
+                    <m:t>=</m:t>
+                  </m:r>
+                  <m:r>
+                    <m:t>a</m:t>
+                  </m:r>
+                  <m:r>
+                    <m:rPr>
+                      <m:sty m:val="p"/>
+                    </m:rPr>
+                    <m:t>∣</m:t>
+                  </m:r>
+                  <m:r>
+                    <m:t>L</m:t>
+                  </m:r>
+                </m:e>
+              </m:d>
+              <m:r>
+                <m:t>​</m:t>
               </m:r>
             </m:oMath>
             <w:r>
@@ -16466,7 +16704,6 @@
               </m:r>
               <m:r>
                 <m:rPr>
-                  <m:nor/>
                   <m:sty m:val="p"/>
                 </m:rPr>
                 <m:t>expit</m:t>
@@ -16726,10 +16963,12 @@
             <m:oMath>
               <m:r>
                 <m:rPr>
-                  <m:nor/>
                   <m:sty m:val="p"/>
                 </m:rPr>
                 <m:t>E</m:t>
+              </m:r>
+              <m:r>
+                <m:t>​</m:t>
               </m:r>
               <m:d>
                 <m:dPr>
@@ -16763,6 +17002,9 @@
                 </m:e>
               </m:d>
               <m:r>
+                <m:t>​</m:t>
+              </m:r>
+              <m:r>
                 <m:rPr>
                   <m:sty m:val="p"/>
                 </m:rPr>
@@ -16770,10 +17012,12 @@
               </m:r>
               <m:r>
                 <m:rPr>
-                  <m:nor/>
                   <m:sty m:val="p"/>
                 </m:rPr>
                 <m:t>E</m:t>
+              </m:r>
+              <m:r>
+                <m:t>​</m:t>
               </m:r>
               <m:d>
                 <m:dPr>
@@ -16806,6 +17050,9 @@
                   </m:sSup>
                 </m:e>
               </m:d>
+              <m:r>
+                <m:t>​</m:t>
+              </m:r>
             </m:oMath>
             <w:r>
               <w:t xml:space="preserve">.</w:t>
@@ -16883,10 +17130,12 @@
             <m:oMath>
               <m:r>
                 <m:rPr>
-                  <m:nor/>
                   <m:sty m:val="p"/>
                 </m:rPr>
                 <m:t>E</m:t>
+              </m:r>
+              <m:r>
+                <m:t>​</m:t>
               </m:r>
               <m:d>
                 <m:dPr>
@@ -16933,6 +17182,9 @@
                   </m:sSup>
                 </m:e>
               </m:d>
+              <m:r>
+                <m:t>​</m:t>
+              </m:r>
             </m:oMath>
             <w:r>
               <w:t xml:space="preserve"> </w:t>
@@ -17792,10 +18044,12 @@
             <m:oMath>
               <m:r>
                 <m:rPr>
-                  <m:nor/>
                   <m:sty m:val="p"/>
                 </m:rPr>
                 <m:t>E</m:t>
+              </m:r>
+              <m:r>
+                <m:t>​</m:t>
               </m:r>
               <m:d>
                 <m:dPr>
@@ -17842,6 +18096,9 @@
                   </m:sSup>
                 </m:e>
               </m:d>
+              <m:r>
+                <m:t>​</m:t>
+              </m:r>
             </m:oMath>
             <w:r>
               <w:t xml:space="preserve"> </w:t>
@@ -18083,7 +18340,6 @@
             <m:oMath>
               <m:r>
                 <m:rPr>
-                  <m:nor/>
                   <m:sty m:val="p"/>
                 </m:rPr>
                 <m:t>expit</m:t>
@@ -19151,10 +19407,12 @@
             <m:oMath>
               <m:r>
                 <m:rPr>
-                  <m:nor/>
                   <m:sty m:val="p"/>
                 </m:rPr>
                 <m:t>E</m:t>
+              </m:r>
+              <m:r>
+                <m:t>​</m:t>
               </m:r>
               <m:d>
                 <m:dPr>
@@ -19201,6 +19459,9 @@
                   </m:sSup>
                 </m:e>
               </m:d>
+              <m:r>
+                <m:t>​</m:t>
+              </m:r>
             </m:oMath>
             <w:r>
               <w:t xml:space="preserve">,</w:t>
@@ -19426,20 +19687,15 @@
                 </m:rPr>
                 <m:t>=</m:t>
               </m:r>
-              <m:acc>
-                <m:accPr>
-                  <m:chr m:val="̂"/>
-                </m:accPr>
-                <m:e>
-                  <m:r>
-                    <m:rPr>
-                      <m:nor/>
-                      <m:sty m:val="p"/>
-                    </m:rPr>
-                    <m:t>E</m:t>
-                  </m:r>
-                </m:e>
-              </m:acc>
+              <m:r>
+                <m:rPr>
+                  <m:sty m:val="p"/>
+                </m:rPr>
+                <m:t/>
+              </m:r>
+              <m:r>
+                <m:t>​</m:t>
+              </m:r>
               <m:d>
                 <m:dPr>
                   <m:begChr m:val="["/>
@@ -19543,6 +19799,9 @@
                   </m:r>
                 </m:e>
               </m:d>
+              <m:r>
+                <m:t>​</m:t>
+              </m:r>
             </m:oMath>
             <w:r>
               <w:t xml:space="preserve"> </w:t>
@@ -19603,20 +19862,15 @@
                 </m:rPr>
                 <m:t>=</m:t>
               </m:r>
-              <m:acc>
-                <m:accPr>
-                  <m:chr m:val="̂"/>
-                </m:accPr>
-                <m:e>
-                  <m:r>
-                    <m:rPr>
-                      <m:nor/>
-                      <m:sty m:val="p"/>
-                    </m:rPr>
-                    <m:t>E</m:t>
-                  </m:r>
-                </m:e>
-              </m:acc>
+              <m:r>
+                <m:rPr>
+                  <m:sty m:val="p"/>
+                </m:rPr>
+                <m:t/>
+              </m:r>
+              <m:r>
+                <m:t>​</m:t>
+              </m:r>
               <m:d>
                 <m:dPr>
                   <m:begChr m:val="["/>
@@ -19733,6 +19987,9 @@
                   </m:sSub>
                 </m:e>
               </m:d>
+              <m:r>
+                <m:t>​</m:t>
+              </m:r>
             </m:oMath>
             <w:r>
               <w:t xml:space="preserve"> </w:t>
@@ -20170,6 +20427,9 @@
                     </m:sSub>
                   </m:den>
                 </m:f>
+                <m:r>
+                  <m:t>​</m:t>
+                </m:r>
                 <m:d>
                   <m:dPr>
                     <m:begChr m:val="("/>
@@ -20250,6 +20510,9 @@
                     </m:r>
                   </m:e>
                 </m:d>
+                <m:r>
+                  <m:t>​</m:t>
+                </m:r>
                 <m:r>
                   <m:rPr>
                     <m:sty m:val="p"/>
@@ -20296,6 +20559,9 @@
                     </m:sSub>
                   </m:den>
                 </m:f>
+                <m:r>
+                  <m:t>​</m:t>
+                </m:r>
                 <m:d>
                   <m:dPr>
                     <m:begChr m:val="("/>
@@ -20416,6 +20682,9 @@
                     </m:r>
                   </m:e>
                 </m:d>
+                <m:r>
+                  <m:t>​</m:t>
+                </m:r>
                 <m:r>
                   <m:rPr>
                     <m:sty m:val="p"/>
@@ -21274,6 +21543,9 @@
                     </m:sSub>
                   </m:den>
                 </m:f>
+                <m:r>
+                  <m:t>​</m:t>
+                </m:r>
                 <m:d>
                   <m:dPr>
                     <m:begChr m:val="("/>
@@ -21312,6 +21584,9 @@
                     </m:sSub>
                   </m:e>
                 </m:d>
+                <m:r>
+                  <m:t>​</m:t>
+                </m:r>
                 <m:r>
                   <m:rPr>
                     <m:sty m:val="p"/>
@@ -21358,6 +21633,9 @@
                     </m:sSub>
                   </m:den>
                 </m:f>
+                <m:r>
+                  <m:t>​</m:t>
+                </m:r>
                 <m:d>
                   <m:dPr>
                     <m:begChr m:val="("/>
@@ -21412,6 +21690,9 @@
                     </m:sSub>
                   </m:e>
                 </m:d>
+                <m:r>
+                  <m:t>​</m:t>
+                </m:r>
                 <m:r>
                   <m:rPr>
                     <m:sty m:val="p"/>
@@ -21497,6 +21778,9 @@
                     <m:sty m:val="p"/>
                   </m:rPr>
                   <m:t>−</m:t>
+                </m:r>
+                <m:r>
+                  <m:t>​</m:t>
                 </m:r>
                 <m:d>
                   <m:dPr>
@@ -21625,6 +21909,9 @@
                     </m:f>
                   </m:e>
                 </m:d>
+                <m:r>
+                  <m:t>​</m:t>
+                </m:r>
                 <m:sSub>
                   <m:e>
                     <m:acc>
@@ -21649,6 +21936,9 @@
                     <m:sty m:val="p"/>
                   </m:rPr>
                   <m:t>−</m:t>
+                </m:r>
+                <m:r>
+                  <m:t>​</m:t>
                 </m:r>
                 <m:d>
                   <m:dPr>
@@ -21709,6 +21999,9 @@
                     </m:r>
                   </m:e>
                 </m:d>
+                <m:r>
+                  <m:t>​</m:t>
+                </m:r>
                 <m:sSub>
                   <m:e>
                     <m:acc>
@@ -22261,10 +22554,12 @@
             <m:oMath>
               <m:r>
                 <m:rPr>
-                  <m:nor/>
                   <m:sty m:val="p"/>
                 </m:rPr>
                 <m:t>E</m:t>
+              </m:r>
+              <m:r>
+                <m:t>​</m:t>
               </m:r>
               <m:d>
                 <m:dPr>
@@ -22288,6 +22583,9 @@
                   </m:sSup>
                 </m:e>
               </m:d>
+              <m:r>
+                <m:t>​</m:t>
+              </m:r>
             </m:oMath>
             <w:r>
               <w:t xml:space="preserve"> </w:t>
@@ -22474,10 +22772,12 @@
               <m:oMath>
                 <m:r>
                   <m:rPr>
-                    <m:nor/>
                     <m:sty m:val="p"/>
                   </m:rPr>
                   <m:t>E</m:t>
+                </m:r>
+                <m:r>
+                  <m:t>​</m:t>
                 </m:r>
                 <m:d>
                   <m:dPr>
@@ -22831,6 +23131,9 @@
                   </m:e>
                 </m:d>
                 <m:r>
+                  <m:t>​</m:t>
+                </m:r>
+                <m:r>
                   <m:rPr>
                     <m:sty m:val="p"/>
                   </m:rPr>
@@ -22863,6 +23166,9 @@
                     </m:r>
                   </m:sub>
                 </m:sSub>
+                <m:r>
+                  <m:t>​</m:t>
+                </m:r>
                 <m:d>
                   <m:dPr>
                     <m:begChr m:val="("/>
@@ -22935,6 +23241,9 @@
                     </m:r>
                   </m:e>
                 </m:d>
+                <m:r>
+                  <m:t>​</m:t>
+                </m:r>
                 <m:r>
                   <m:rPr>
                     <m:sty m:val="p"/>
@@ -23831,10 +24140,12 @@
                     </m:r>
                     <m:r>
                       <m:rPr>
-                        <m:nor/>
                         <m:sty m:val="p"/>
                       </m:rPr>
                       <m:t>E</m:t>
+                    </m:r>
+                    <m:r>
+                      <m:t>​</m:t>
                     </m:r>
                     <m:d>
                       <m:dPr>
@@ -23994,6 +24305,9 @@
                       </m:e>
                     </m:d>
                     <m:r>
+                      <m:t>​</m:t>
+                    </m:r>
+                    <m:r>
                       <m:rPr>
                         <m:sty m:val="p"/>
                       </m:rPr>
@@ -24057,10 +24371,12 @@
                     </m:r>
                     <m:r>
                       <m:rPr>
-                        <m:nor/>
                         <m:sty m:val="p"/>
                       </m:rPr>
                       <m:t>E</m:t>
+                    </m:r>
+                    <m:r>
+                      <m:t>​</m:t>
                     </m:r>
                     <m:d>
                       <m:dPr>
@@ -24302,6 +24618,9 @@
                       </m:e>
                     </m:d>
                     <m:r>
+                      <m:t>​</m:t>
+                    </m:r>
+                    <m:r>
                       <m:rPr>
                         <m:sty m:val="p"/>
                       </m:rPr>
@@ -24319,6 +24638,9 @@
                         </m:r>
                       </m:sub>
                     </m:sSub>
+                    <m:r>
+                      <m:t>​</m:t>
+                    </m:r>
                     <m:d>
                       <m:dPr>
                         <m:begChr m:val="("/>
@@ -24443,6 +24765,9 @@
                         </m:sSub>
                       </m:e>
                     </m:d>
+                    <m:r>
+                      <m:t>​</m:t>
+                    </m:r>
                     <m:r>
                       <m:rPr>
                         <m:sty m:val="p"/>
@@ -26348,6 +26673,9 @@
                       </m:rPr>
                       <m:t>−</m:t>
                     </m:r>
+                    <m:r>
+                      <m:t>​</m:t>
+                    </m:r>
                     <m:d>
                       <m:dPr>
                         <m:begChr m:val="("/>
@@ -26553,6 +26881,9 @@
                       </m:e>
                     </m:d>
                     <m:r>
+                      <m:t>​</m:t>
+                    </m:r>
+                    <m:r>
                       <m:rPr>
                         <m:sty m:val="p"/>
                       </m:rPr>
@@ -28805,10 +29136,12 @@
             <m:oMath>
               <m:r>
                 <m:rPr>
-                  <m:nor/>
                   <m:sty m:val="p"/>
                 </m:rPr>
                 <m:t>E</m:t>
+              </m:r>
+              <m:r>
+                <m:t>​</m:t>
               </m:r>
               <m:d>
                 <m:dPr>
@@ -28832,6 +29165,9 @@
                   </m:sSup>
                 </m:e>
               </m:d>
+              <m:r>
+                <m:t>​</m:t>
+              </m:r>
               <m:r>
                 <m:rPr>
                   <m:sty m:val="p"/>
@@ -29060,6 +29396,9 @@
                     </m:r>
                   </m:sub>
                 </m:sSub>
+                <m:r>
+                  <m:t>​</m:t>
+                </m:r>
                 <m:d>
                   <m:dPr>
                     <m:begChr m:val="("/>
@@ -29144,6 +29483,9 @@
                     </m:sSup>
                   </m:e>
                 </m:d>
+                <m:r>
+                  <m:t>​</m:t>
+                </m:r>
                 <m:r>
                   <m:rPr>
                     <m:sty m:val="p"/>
@@ -29238,10 +29580,12 @@
             <m:oMath>
               <m:r>
                 <m:rPr>
-                  <m:nor/>
                   <m:sty m:val="p"/>
                 </m:rPr>
                 <m:t>E</m:t>
+              </m:r>
+              <m:r>
+                <m:t>​</m:t>
               </m:r>
               <m:d>
                 <m:dPr>
@@ -29331,6 +29675,9 @@
                 </m:e>
               </m:d>
               <m:r>
+                <m:t>​</m:t>
+              </m:r>
+              <m:r>
                 <m:rPr>
                   <m:sty m:val="p"/>
                 </m:rPr>
@@ -29338,10 +29685,12 @@
               </m:r>
               <m:r>
                 <m:rPr>
-                  <m:nor/>
                   <m:sty m:val="p"/>
                 </m:rPr>
                 <m:t>E</m:t>
+              </m:r>
+              <m:r>
+                <m:t>​</m:t>
               </m:r>
               <m:d>
                 <m:dPr>
@@ -29465,6 +29814,9 @@
                   </m:sSub>
                 </m:e>
               </m:d>
+              <m:r>
+                <m:t>​</m:t>
+              </m:r>
             </m:oMath>
             <w:r>
               <w:t xml:space="preserve"> </w:t>
@@ -29478,10 +29830,12 @@
             <m:oMath>
               <m:r>
                 <m:rPr>
-                  <m:nor/>
                   <m:sty m:val="p"/>
                 </m:rPr>
                 <m:t>E</m:t>
+              </m:r>
+              <m:r>
+                <m:t>​</m:t>
               </m:r>
               <m:d>
                 <m:dPr>
@@ -29521,6 +29875,9 @@
                 </m:e>
               </m:d>
               <m:r>
+                <m:t>​</m:t>
+              </m:r>
+              <m:r>
                 <m:rPr>
                   <m:sty m:val="p"/>
                 </m:rPr>
@@ -29528,10 +29885,12 @@
               </m:r>
               <m:r>
                 <m:rPr>
-                  <m:nor/>
                   <m:sty m:val="p"/>
                 </m:rPr>
                 <m:t>E</m:t>
+              </m:r>
+              <m:r>
+                <m:t>​</m:t>
               </m:r>
               <m:d>
                 <m:dPr>
@@ -29562,6 +29921,9 @@
                   </m:sSup>
                 </m:e>
               </m:d>
+              <m:r>
+                <m:t>​</m:t>
+              </m:r>
             </m:oMath>
             <w:r>
               <w:t xml:space="preserve">.</w:t>
@@ -29610,10 +29972,12 @@
             <m:oMath>
               <m:r>
                 <m:rPr>
-                  <m:nor/>
                   <m:sty m:val="p"/>
                 </m:rPr>
                 <m:t>E</m:t>
+              </m:r>
+              <m:r>
+                <m:t>​</m:t>
               </m:r>
               <m:d>
                 <m:dPr>
@@ -29644,6 +30008,9 @@
                   </m:sSup>
                 </m:e>
               </m:d>
+              <m:r>
+                <m:t>​</m:t>
+              </m:r>
             </m:oMath>
             <w:r>
               <w:t xml:space="preserve"> </w:t>
@@ -30185,10 +30552,12 @@
             <m:oMath>
               <m:r>
                 <m:rPr>
-                  <m:nor/>
                   <m:sty m:val="p"/>
                 </m:rPr>
                 <m:t>E</m:t>
+              </m:r>
+              <m:r>
+                <m:t>​</m:t>
               </m:r>
               <m:d>
                 <m:dPr>
@@ -30220,6 +30589,9 @@
                 </m:e>
               </m:d>
               <m:r>
+                <m:t>​</m:t>
+              </m:r>
+              <m:r>
                 <m:rPr>
                   <m:sty m:val="p"/>
                 </m:rPr>
@@ -30376,10 +30748,12 @@
               </m:r>
               <m:r>
                 <m:rPr>
-                  <m:nor/>
                   <m:sty m:val="p"/>
                 </m:rPr>
                 <m:t>E</m:t>
+              </m:r>
+              <m:r>
+                <m:t>​</m:t>
               </m:r>
               <m:d>
                 <m:dPr>
@@ -30410,6 +30784,9 @@
                   </m:sSup>
                 </m:e>
               </m:d>
+              <m:r>
+                <m:t>​</m:t>
+              </m:r>
             </m:oMath>
             <w:r>
               <w:t xml:space="preserve">.</w:t>
@@ -30940,7 +31317,6 @@
             <m:oMath>
               <m:r>
                 <m:rPr>
-                  <m:nor/>
                   <m:sty m:val="p"/>
                 </m:rPr>
                 <m:t>logit</m:t>
@@ -31738,129 +32114,140 @@
                         </m:r>
                       </m:sup>
                       <m:e>
-                        <m:d>
-                          <m:dPr>
-                            <m:begChr m:val="{"/>
-                            <m:sepChr m:val=""/>
-                            <m:endChr m:val="}"/>
-                            <m:grow/>
-                          </m:dPr>
+                        <m:r>
+                          <m:t>​</m:t>
+                        </m:r>
+                      </m:e>
+                    </m:nary>
+                  </m:e>
+                </m:nary>
+                <m:d>
+                  <m:dPr>
+                    <m:begChr m:val="{"/>
+                    <m:sepChr m:val=""/>
+                    <m:endChr m:val="}"/>
+                    <m:grow/>
+                  </m:dPr>
+                  <m:e>
+                    <m:sSub>
+                      <m:e>
+                        <m:r>
+                          <m:t>A</m:t>
+                        </m:r>
+                      </m:e>
+                      <m:sub>
+                        <m:r>
+                          <m:t>i</m:t>
+                        </m:r>
+                        <m:r>
+                          <m:rPr>
+                            <m:sty m:val="p"/>
+                          </m:rPr>
+                          <m:t>,</m:t>
+                        </m:r>
+                        <m:r>
+                          <m:t>k</m:t>
+                        </m:r>
+                      </m:sub>
+                    </m:sSub>
+                    <m:r>
+                      <m:rPr>
+                        <m:sty m:val="p"/>
+                      </m:rPr>
+                      <m:t>−</m:t>
+                    </m:r>
+                    <m:r>
+                      <m:rPr>
+                        <m:sty m:val="p"/>
+                      </m:rPr>
+                      <m:t>expit</m:t>
+                    </m:r>
+                    <m:r>
+                      <m:t>​</m:t>
+                    </m:r>
+                    <m:d>
+                      <m:dPr>
+                        <m:begChr m:val="("/>
+                        <m:sepChr m:val=""/>
+                        <m:endChr m:val=")"/>
+                        <m:grow/>
+                      </m:dPr>
+                      <m:e>
+                        <m:sSub>
                           <m:e>
-                            <m:sSub>
+                            <m:acc>
+                              <m:accPr>
+                                <m:chr m:val="̂"/>
+                              </m:accPr>
                               <m:e>
                                 <m:r>
-                                  <m:t>A</m:t>
+                                  <m:t>α</m:t>
                                 </m:r>
                               </m:e>
-                              <m:sub>
+                            </m:acc>
+                          </m:e>
+                          <m:sub>
+                            <m:r>
+                              <m:t>0</m:t>
+                            </m:r>
+                          </m:sub>
+                        </m:sSub>
+                        <m:r>
+                          <m:rPr>
+                            <m:sty m:val="p"/>
+                          </m:rPr>
+                          <m:t>+</m:t>
+                        </m:r>
+                        <m:sSub>
+                          <m:e>
+                            <m:acc>
+                              <m:accPr>
+                                <m:chr m:val="̂"/>
+                              </m:accPr>
+                              <m:e>
                                 <m:r>
-                                  <m:t>i</m:t>
+                                  <m:t>α</m:t>
                                 </m:r>
-                                <m:r>
-                                  <m:rPr>
-                                    <m:sty m:val="p"/>
-                                  </m:rPr>
-                                  <m:t>,</m:t>
-                                </m:r>
-                                <m:r>
-                                  <m:t>k</m:t>
-                                </m:r>
-                              </m:sub>
-                            </m:sSub>
+                              </m:e>
+                            </m:acc>
+                          </m:e>
+                          <m:sub>
+                            <m:r>
+                              <m:t>2</m:t>
+                            </m:r>
+                          </m:sub>
+                        </m:sSub>
+                        <m:sSub>
+                          <m:e>
+                            <m:r>
+                              <m:t>W</m:t>
+                            </m:r>
+                          </m:e>
+                          <m:sub>
+                            <m:r>
+                              <m:t>i</m:t>
+                            </m:r>
                             <m:r>
                               <m:rPr>
                                 <m:sty m:val="p"/>
                               </m:rPr>
-                              <m:t>−</m:t>
+                              <m:t>,</m:t>
                             </m:r>
                             <m:r>
-                              <m:rPr>
-                                <m:nor/>
-                                <m:sty m:val="p"/>
-                              </m:rPr>
-                              <m:t>expit</m:t>
+                              <m:t>k</m:t>
                             </m:r>
-                            <m:d>
-                              <m:dPr>
-                                <m:begChr m:val="("/>
-                                <m:sepChr m:val=""/>
-                                <m:endChr m:val=")"/>
-                                <m:grow/>
-                              </m:dPr>
-                              <m:e>
-                                <m:sSub>
-                                  <m:e>
-                                    <m:acc>
-                                      <m:accPr>
-                                        <m:chr m:val="̂"/>
-                                      </m:accPr>
-                                      <m:e>
-                                        <m:r>
-                                          <m:t>α</m:t>
-                                        </m:r>
-                                      </m:e>
-                                    </m:acc>
-                                  </m:e>
-                                  <m:sub>
-                                    <m:r>
-                                      <m:t>0</m:t>
-                                    </m:r>
-                                  </m:sub>
-                                </m:sSub>
-                                <m:r>
-                                  <m:rPr>
-                                    <m:sty m:val="p"/>
-                                  </m:rPr>
-                                  <m:t>+</m:t>
-                                </m:r>
-                                <m:sSub>
-                                  <m:e>
-                                    <m:acc>
-                                      <m:accPr>
-                                        <m:chr m:val="̂"/>
-                                      </m:accPr>
-                                      <m:e>
-                                        <m:r>
-                                          <m:t>α</m:t>
-                                        </m:r>
-                                      </m:e>
-                                    </m:acc>
-                                  </m:e>
-                                  <m:sub>
-                                    <m:r>
-                                      <m:t>2</m:t>
-                                    </m:r>
-                                  </m:sub>
-                                </m:sSub>
-                                <m:sSub>
-                                  <m:e>
-                                    <m:r>
-                                      <m:t>W</m:t>
-                                    </m:r>
-                                  </m:e>
-                                  <m:sub>
-                                    <m:r>
-                                      <m:t>i</m:t>
-                                    </m:r>
-                                    <m:r>
-                                      <m:rPr>
-                                        <m:sty m:val="p"/>
-                                      </m:rPr>
-                                      <m:t>,</m:t>
-                                    </m:r>
-                                    <m:r>
-                                      <m:t>k</m:t>
-                                    </m:r>
-                                  </m:sub>
-                                </m:sSub>
-                              </m:e>
-                            </m:d>
-                          </m:e>
-                        </m:d>
+                          </m:sub>
+                        </m:sSub>
                       </m:e>
-                    </m:nary>
+                    </m:d>
+                    <m:r>
+                      <m:t>​</m:t>
+                    </m:r>
                   </m:e>
-                </m:nary>
+                </m:d>
+                <m:r>
+                  <m:t>​</m:t>
+                </m:r>
                 <m:sSub>
                   <m:e>
                     <m:r>
@@ -32394,7 +32781,6 @@
             <m:oMath>
               <m:r>
                 <m:rPr>
-                  <m:nor/>
                   <m:sty m:val="p"/>
                 </m:rPr>
                 <m:t>logit</m:t>
@@ -33408,10 +33794,12 @@
             <m:oMath>
               <m:r>
                 <m:rPr>
-                  <m:nor/>
                   <m:sty m:val="p"/>
                 </m:rPr>
                 <m:t>E</m:t>
+              </m:r>
+              <m:r>
+                <m:t>​</m:t>
               </m:r>
               <m:d>
                 <m:dPr>
@@ -33442,6 +33830,9 @@
                   </m:sSup>
                 </m:e>
               </m:d>
+              <m:r>
+                <m:t>​</m:t>
+              </m:r>
             </m:oMath>
             <w:r>
               <w:t xml:space="preserve">: the sample average of</w:t>
@@ -33686,20 +34077,15 @@
                 <m:jc m:val="center"/>
               </m:oMathParaPr>
               <m:oMath>
-                <m:acc>
-                  <m:accPr>
-                    <m:chr m:val="̂"/>
-                  </m:accPr>
-                  <m:e>
-                    <m:r>
-                      <m:rPr>
-                        <m:nor/>
-                        <m:sty m:val="p"/>
-                      </m:rPr>
-                      <m:t>E</m:t>
-                    </m:r>
-                  </m:e>
-                </m:acc>
+                <m:r>
+                  <m:rPr>
+                    <m:sty m:val="p"/>
+                  </m:rPr>
+                  <m:t/>
+                </m:r>
+                <m:r>
+                  <m:t>​</m:t>
+                </m:r>
                 <m:d>
                   <m:dPr>
                     <m:begChr m:val="["/>
@@ -33730,25 +34116,23 @@
                   </m:e>
                 </m:d>
                 <m:r>
+                  <m:t>​</m:t>
+                </m:r>
+                <m:r>
                   <m:rPr>
                     <m:sty m:val="p"/>
                   </m:rPr>
                   <m:t>=</m:t>
                 </m:r>
-                <m:acc>
-                  <m:accPr>
-                    <m:chr m:val="̂"/>
-                  </m:accPr>
-                  <m:e>
-                    <m:r>
-                      <m:rPr>
-                        <m:nor/>
-                        <m:sty m:val="p"/>
-                      </m:rPr>
-                      <m:t>E</m:t>
-                    </m:r>
-                  </m:e>
-                </m:acc>
+                <m:r>
+                  <m:rPr>
+                    <m:sty m:val="p"/>
+                  </m:rPr>
+                  <m:t/>
+                </m:r>
+                <m:r>
+                  <m:t>​</m:t>
+                </m:r>
                 <m:d>
                   <m:dPr>
                     <m:begChr m:val="["/>
@@ -33778,6 +34162,9 @@
                     </m:sSup>
                   </m:e>
                 </m:d>
+                <m:r>
+                  <m:t>​</m:t>
+                </m:r>
                 <m:r>
                   <m:rPr>
                     <m:sty m:val="p"/>
@@ -34242,10 +34629,12 @@
             <m:oMath>
               <m:r>
                 <m:rPr>
-                  <m:nor/>
                   <m:sty m:val="p"/>
                 </m:rPr>
                 <m:t>E</m:t>
+              </m:r>
+              <m:r>
+                <m:t>​</m:t>
               </m:r>
               <m:d>
                 <m:dPr>
@@ -34276,6 +34665,9 @@
                   </m:sSup>
                 </m:e>
               </m:d>
+              <m:r>
+                <m:t>​</m:t>
+              </m:r>
             </m:oMath>
             <w:r>
               <w:t xml:space="preserve"> </w:t>
@@ -34461,20 +34853,15 @@
               <w:t xml:space="preserve"> </w:t>
             </w:r>
             <m:oMath>
-              <m:acc>
-                <m:accPr>
-                  <m:chr m:val="̂"/>
-                </m:accPr>
-                <m:e>
-                  <m:r>
-                    <m:rPr>
-                      <m:nor/>
-                      <m:sty m:val="p"/>
-                    </m:rPr>
-                    <m:t>E</m:t>
-                  </m:r>
-                </m:e>
-              </m:acc>
+              <m:r>
+                <m:rPr>
+                  <m:sty m:val="p"/>
+                </m:rPr>
+                <m:t/>
+              </m:r>
+              <m:r>
+                <m:t>​</m:t>
+              </m:r>
               <m:d>
                 <m:dPr>
                   <m:begChr m:val="["/>
@@ -34504,6 +34891,9 @@
                   </m:sSup>
                 </m:e>
               </m:d>
+              <m:r>
+                <m:t>​</m:t>
+              </m:r>
             </m:oMath>
             <w:r>
               <w:t xml:space="preserve"> </w:t>
@@ -34692,10 +35082,12 @@
             <m:oMath>
               <m:r>
                 <m:rPr>
-                  <m:nor/>
                   <m:sty m:val="p"/>
                 </m:rPr>
                 <m:t>E</m:t>
+              </m:r>
+              <m:r>
+                <m:t>​</m:t>
               </m:r>
               <m:d>
                 <m:dPr>
@@ -34719,6 +35111,9 @@
                   </m:sSup>
                 </m:e>
               </m:d>
+              <m:r>
+                <m:t>​</m:t>
+              </m:r>
             </m:oMath>
             <w:r>
               <w:t xml:space="preserve"> </w:t>
@@ -34738,10 +35133,12 @@
             <m:oMath>
               <m:r>
                 <m:rPr>
-                  <m:nor/>
                   <m:sty m:val="p"/>
                 </m:rPr>
                 <m:t>E</m:t>
+              </m:r>
+              <m:r>
+                <m:t>​</m:t>
               </m:r>
               <m:d>
                 <m:dPr>
@@ -34874,6 +35271,9 @@
                   </m:sSub>
                 </m:e>
               </m:d>
+              <m:r>
+                <m:t>​</m:t>
+              </m:r>
             </m:oMath>
             <w:r>
               <w:t xml:space="preserve"> </w:t>
@@ -35859,13 +36259,15 @@
                   <m:e>
                     <m:r>
                       <m:rPr>
-                        <m:nor/>
                         <m:sty m:val="p"/>
                       </m:rPr>
                       <m:t>E</m:t>
                     </m:r>
                   </m:e>
                 </m:nary>
+                <m:r>
+                  <m:t>​</m:t>
+                </m:r>
                 <m:d>
                   <m:dPr>
                     <m:begChr m:val="["/>
@@ -35975,6 +36377,9 @@
                     </m:acc>
                   </m:e>
                 </m:d>
+                <m:r>
+                  <m:t>​</m:t>
+                </m:r>
                 <m:nary>
                   <m:naryPr>
                     <m:chr m:val="∏"/>
@@ -36007,6 +36412,9 @@
                     </m:r>
                   </m:e>
                 </m:nary>
+                <m:r>
+                  <m:t>​</m:t>
+                </m:r>
                 <m:d>
                   <m:dPr>
                     <m:begChr m:val="("/>
@@ -36138,6 +36546,9 @@
                     </m:sSub>
                   </m:e>
                 </m:d>
+                <m:r>
+                  <m:t>​</m:t>
+                </m:r>
                 <m:r>
                   <m:rPr>
                     <m:sty m:val="p"/>
@@ -36342,10 +36753,12 @@
             <m:oMath>
               <m:r>
                 <m:rPr>
-                  <m:nor/>
                   <m:sty m:val="p"/>
                 </m:rPr>
                 <m:t>E</m:t>
+              </m:r>
+              <m:r>
+                <m:t>​</m:t>
               </m:r>
               <m:d>
                 <m:dPr>
@@ -36408,6 +36821,9 @@
                   </m:sSup>
                 </m:e>
               </m:d>
+              <m:r>
+                <m:t>​</m:t>
+              </m:r>
             </m:oMath>
             <w:r>
               <w:t xml:space="preserve">:</w:t>
@@ -36738,10 +37154,12 @@
             <m:oMath>
               <m:r>
                 <m:rPr>
-                  <m:nor/>
                   <m:sty m:val="p"/>
                 </m:rPr>
                 <m:t>E</m:t>
+              </m:r>
+              <m:r>
+                <m:t>​</m:t>
               </m:r>
               <m:d>
                 <m:dPr>
@@ -36804,6 +37222,9 @@
                   </m:acc>
                 </m:e>
               </m:d>
+              <m:r>
+                <m:t>​</m:t>
+              </m:r>
               <m:r>
                 <m:rPr>
                   <m:sty m:val="p"/>
@@ -37086,6 +37507,9 @@
                             <m:sty m:val="p"/>
                           </m:rPr>
                           <m:t>Pr</m:t>
+                        </m:r>
+                        <m:r>
+                          <m:t>​</m:t>
                         </m:r>
                         <m:d>
                           <m:dPr>
@@ -37222,6 +37646,9 @@
                             </m:sSub>
                           </m:e>
                         </m:d>
+                        <m:r>
+                          <m:t>​</m:t>
+                        </m:r>
                       </m:den>
                     </m:f>
                   </m:e>
@@ -37309,6 +37736,9 @@
                             <m:sty m:val="p"/>
                           </m:rPr>
                           <m:t>Pr</m:t>
+                        </m:r>
+                        <m:r>
+                          <m:t>​</m:t>
                         </m:r>
                         <m:d>
                           <m:dPr>
@@ -37411,6 +37841,9 @@
                             </m:sSub>
                           </m:e>
                         </m:d>
+                        <m:r>
+                          <m:t>​</m:t>
+                        </m:r>
                       </m:num>
                       <m:den>
                         <m:r>
@@ -37418,6 +37851,9 @@
                             <m:sty m:val="p"/>
                           </m:rPr>
                           <m:t>Pr</m:t>
+                        </m:r>
+                        <m:r>
+                          <m:t>​</m:t>
                         </m:r>
                         <m:d>
                           <m:dPr>
@@ -37554,6 +37990,9 @@
                             </m:sSub>
                           </m:e>
                         </m:d>
+                        <m:r>
+                          <m:t>​</m:t>
+                        </m:r>
                       </m:den>
                     </m:f>
                   </m:e>
@@ -38504,10 +38943,12 @@
             <m:oMath>
               <m:r>
                 <m:rPr>
-                  <m:nor/>
                   <m:sty m:val="p"/>
                 </m:rPr>
                 <m:t>E</m:t>
+              </m:r>
+              <m:r>
+                <m:t>​</m:t>
               </m:r>
               <m:d>
                 <m:dPr>
@@ -38569,6 +39010,9 @@
                   </m:sSub>
                 </m:e>
               </m:d>
+              <m:r>
+                <m:t>​</m:t>
+              </m:r>
               <m:r>
                 <m:rPr>
                   <m:sty m:val="p"/>
@@ -39705,10 +40149,12 @@
             <m:oMath>
               <m:r>
                 <m:rPr>
-                  <m:nor/>
                   <m:sty m:val="p"/>
                 </m:rPr>
                 <m:t>E</m:t>
+              </m:r>
+              <m:r>
+                <m:t>​</m:t>
               </m:r>
               <m:d>
                 <m:dPr>
@@ -39732,6 +40178,9 @@
                   </m:sSup>
                 </m:e>
               </m:d>
+              <m:r>
+                <m:t>​</m:t>
+              </m:r>
             </m:oMath>
             <w:r>
               <w:t xml:space="preserve"> </w:t>
@@ -40159,10 +40608,12 @@
             <m:oMath>
               <m:r>
                 <m:rPr>
-                  <m:nor/>
                   <m:sty m:val="p"/>
                 </m:rPr>
                 <m:t>E</m:t>
+              </m:r>
+              <m:r>
+                <m:t>​</m:t>
               </m:r>
               <m:d>
                 <m:dPr>
@@ -40186,6 +40637,9 @@
                   </m:sSup>
                 </m:e>
               </m:d>
+              <m:r>
+                <m:t>​</m:t>
+              </m:r>
             </m:oMath>
             <w:r>
               <w:t xml:space="preserve"> </w:t>
@@ -42080,212 +42534,218 @@
                     </m:r>
                   </m:sup>
                   <m:e>
-                    <m:d>
-                      <m:dPr>
-                        <m:begChr m:val="{"/>
-                        <m:sepChr m:val=""/>
-                        <m:endChr m:val="}"/>
-                        <m:grow/>
-                      </m:dPr>
-                      <m:e>
-                        <m:nary>
-                          <m:naryPr>
-                            <m:chr m:val="∑"/>
-                            <m:limLoc m:val="undOvr"/>
-                            <m:subHide m:val="off"/>
-                            <m:supHide m:val="on"/>
-                          </m:naryPr>
-                          <m:sub>
-                            <m:r>
-                              <m:t>u</m:t>
-                            </m:r>
-                          </m:sub>
-                          <m:sup>
-                            <m:r>
-                              <m:t>​</m:t>
-                            </m:r>
-                          </m:sup>
-                          <m:e>
-                            <m:r>
-                              <m:rPr>
-                                <m:sty m:val="p"/>
-                              </m:rPr>
-                              <m:t>Pr</m:t>
-                            </m:r>
-                          </m:e>
-                        </m:nary>
-                        <m:r>
-                          <m:rPr>
-                            <m:sty m:val="p"/>
-                          </m:rPr>
-                          <m:t>[</m:t>
-                        </m:r>
-                        <m:r>
-                          <m:t>Y</m:t>
-                        </m:r>
-                        <m:r>
-                          <m:rPr>
-                            <m:sty m:val="p"/>
-                          </m:rPr>
-                          <m:t>=</m:t>
-                        </m:r>
-                        <m:r>
-                          <m:t>y</m:t>
-                        </m:r>
-                        <m:r>
-                          <m:rPr>
-                            <m:sty m:val="p"/>
-                          </m:rPr>
-                          <m:t>∣</m:t>
-                        </m:r>
-                        <m:r>
-                          <m:t>M</m:t>
-                        </m:r>
-                        <m:r>
-                          <m:rPr>
-                            <m:sty m:val="p"/>
-                          </m:rPr>
-                          <m:t>=</m:t>
-                        </m:r>
-                        <m:r>
-                          <m:t>m</m:t>
-                        </m:r>
-                        <m:r>
-                          <m:rPr>
-                            <m:sty m:val="p"/>
-                          </m:rPr>
-                          <m:t>,</m:t>
-                        </m:r>
-                        <m:r>
-                          <m:t>A</m:t>
-                        </m:r>
-                        <m:r>
-                          <m:rPr>
-                            <m:sty m:val="p"/>
-                          </m:rPr>
-                          <m:t>=</m:t>
-                        </m:r>
-                        <m:sSup>
-                          <m:e>
-                            <m:r>
-                              <m:t>a</m:t>
-                            </m:r>
-                          </m:e>
-                          <m:sup>
-                            <m:r>
-                              <m:rPr>
-                                <m:sty m:val="p"/>
-                              </m:rPr>
-                              <m:t>′</m:t>
-                            </m:r>
-                          </m:sup>
-                        </m:sSup>
-                        <m:r>
-                          <m:rPr>
-                            <m:sty m:val="p"/>
-                          </m:rPr>
-                          <m:t>,</m:t>
-                        </m:r>
-                        <m:r>
-                          <m:t>U</m:t>
-                        </m:r>
-                        <m:r>
-                          <m:rPr>
-                            <m:sty m:val="p"/>
-                          </m:rPr>
-                          <m:t>=</m:t>
-                        </m:r>
+                    <m:r>
+                      <m:t>​</m:t>
+                    </m:r>
+                  </m:e>
+                </m:nary>
+                <m:d>
+                  <m:dPr>
+                    <m:begChr m:val="{"/>
+                    <m:sepChr m:val=""/>
+                    <m:endChr m:val="}"/>
+                    <m:grow/>
+                  </m:dPr>
+                  <m:e>
+                    <m:nary>
+                      <m:naryPr>
+                        <m:chr m:val="∑"/>
+                        <m:limLoc m:val="undOvr"/>
+                        <m:subHide m:val="off"/>
+                        <m:supHide m:val="on"/>
+                      </m:naryPr>
+                      <m:sub>
                         <m:r>
                           <m:t>u</m:t>
                         </m:r>
+                      </m:sub>
+                      <m:sup>
                         <m:r>
-                          <m:rPr>
-                            <m:sty m:val="p"/>
-                          </m:rPr>
-                          <m:t>]</m:t>
+                          <m:t>​</m:t>
                         </m:r>
+                      </m:sup>
+                      <m:e>
                         <m:r>
                           <m:rPr>
                             <m:sty m:val="p"/>
                           </m:rPr>
                           <m:t>Pr</m:t>
                         </m:r>
+                      </m:e>
+                    </m:nary>
+                    <m:r>
+                      <m:rPr>
+                        <m:sty m:val="p"/>
+                      </m:rPr>
+                      <m:t>[</m:t>
+                    </m:r>
+                    <m:r>
+                      <m:t>Y</m:t>
+                    </m:r>
+                    <m:r>
+                      <m:rPr>
+                        <m:sty m:val="p"/>
+                      </m:rPr>
+                      <m:t>=</m:t>
+                    </m:r>
+                    <m:r>
+                      <m:t>y</m:t>
+                    </m:r>
+                    <m:r>
+                      <m:rPr>
+                        <m:sty m:val="p"/>
+                      </m:rPr>
+                      <m:t>∣</m:t>
+                    </m:r>
+                    <m:r>
+                      <m:t>M</m:t>
+                    </m:r>
+                    <m:r>
+                      <m:rPr>
+                        <m:sty m:val="p"/>
+                      </m:rPr>
+                      <m:t>=</m:t>
+                    </m:r>
+                    <m:r>
+                      <m:t>m</m:t>
+                    </m:r>
+                    <m:r>
+                      <m:rPr>
+                        <m:sty m:val="p"/>
+                      </m:rPr>
+                      <m:t>,</m:t>
+                    </m:r>
+                    <m:r>
+                      <m:t>A</m:t>
+                    </m:r>
+                    <m:r>
+                      <m:rPr>
+                        <m:sty m:val="p"/>
+                      </m:rPr>
+                      <m:t>=</m:t>
+                    </m:r>
+                    <m:sSup>
+                      <m:e>
+                        <m:r>
+                          <m:t>a</m:t>
+                        </m:r>
+                      </m:e>
+                      <m:sup>
                         <m:r>
                           <m:rPr>
                             <m:sty m:val="p"/>
                           </m:rPr>
-                          <m:t>[</m:t>
+                          <m:t>′</m:t>
                         </m:r>
+                      </m:sup>
+                    </m:sSup>
+                    <m:r>
+                      <m:rPr>
+                        <m:sty m:val="p"/>
+                      </m:rPr>
+                      <m:t>,</m:t>
+                    </m:r>
+                    <m:r>
+                      <m:t>U</m:t>
+                    </m:r>
+                    <m:r>
+                      <m:rPr>
+                        <m:sty m:val="p"/>
+                      </m:rPr>
+                      <m:t>=</m:t>
+                    </m:r>
+                    <m:r>
+                      <m:t>u</m:t>
+                    </m:r>
+                    <m:r>
+                      <m:rPr>
+                        <m:sty m:val="p"/>
+                      </m:rPr>
+                      <m:t>]</m:t>
+                    </m:r>
+                    <m:r>
+                      <m:rPr>
+                        <m:sty m:val="p"/>
+                      </m:rPr>
+                      <m:t>Pr</m:t>
+                    </m:r>
+                    <m:r>
+                      <m:rPr>
+                        <m:sty m:val="p"/>
+                      </m:rPr>
+                      <m:t>[</m:t>
+                    </m:r>
+                    <m:r>
+                      <m:t>U</m:t>
+                    </m:r>
+                    <m:r>
+                      <m:rPr>
+                        <m:sty m:val="p"/>
+                      </m:rPr>
+                      <m:t>=</m:t>
+                    </m:r>
+                    <m:r>
+                      <m:t>u</m:t>
+                    </m:r>
+                    <m:r>
+                      <m:rPr>
+                        <m:sty m:val="p"/>
+                      </m:rPr>
+                      <m:t>∣</m:t>
+                    </m:r>
+                    <m:r>
+                      <m:t>M</m:t>
+                    </m:r>
+                    <m:r>
+                      <m:rPr>
+                        <m:sty m:val="p"/>
+                      </m:rPr>
+                      <m:t>=</m:t>
+                    </m:r>
+                    <m:r>
+                      <m:t>m</m:t>
+                    </m:r>
+                    <m:r>
+                      <m:rPr>
+                        <m:sty m:val="p"/>
+                      </m:rPr>
+                      <m:t>,</m:t>
+                    </m:r>
+                    <m:r>
+                      <m:t>A</m:t>
+                    </m:r>
+                    <m:r>
+                      <m:rPr>
+                        <m:sty m:val="p"/>
+                      </m:rPr>
+                      <m:t>=</m:t>
+                    </m:r>
+                    <m:sSup>
+                      <m:e>
                         <m:r>
-                          <m:t>U</m:t>
+                          <m:t>a</m:t>
                         </m:r>
+                      </m:e>
+                      <m:sup>
                         <m:r>
                           <m:rPr>
                             <m:sty m:val="p"/>
                           </m:rPr>
-                          <m:t>=</m:t>
+                          <m:t>′</m:t>
                         </m:r>
-                        <m:r>
-                          <m:t>u</m:t>
-                        </m:r>
-                        <m:r>
-                          <m:rPr>
-                            <m:sty m:val="p"/>
-                          </m:rPr>
-                          <m:t>∣</m:t>
-                        </m:r>
-                        <m:r>
-                          <m:t>M</m:t>
-                        </m:r>
-                        <m:r>
-                          <m:rPr>
-                            <m:sty m:val="p"/>
-                          </m:rPr>
-                          <m:t>=</m:t>
-                        </m:r>
-                        <m:r>
-                          <m:t>m</m:t>
-                        </m:r>
-                        <m:r>
-                          <m:rPr>
-                            <m:sty m:val="p"/>
-                          </m:rPr>
-                          <m:t>,</m:t>
-                        </m:r>
-                        <m:r>
-                          <m:t>A</m:t>
-                        </m:r>
-                        <m:r>
-                          <m:rPr>
-                            <m:sty m:val="p"/>
-                          </m:rPr>
-                          <m:t>=</m:t>
-                        </m:r>
-                        <m:sSup>
-                          <m:e>
-                            <m:r>
-                              <m:t>a</m:t>
-                            </m:r>
-                          </m:e>
-                          <m:sup>
-                            <m:r>
-                              <m:rPr>
-                                <m:sty m:val="p"/>
-                              </m:rPr>
-                              <m:t>′</m:t>
-                            </m:r>
-                          </m:sup>
-                        </m:sSup>
-                        <m:r>
-                          <m:rPr>
-                            <m:sty m:val="p"/>
-                          </m:rPr>
-                          <m:t>]</m:t>
-                        </m:r>
-                      </m:e>
-                    </m:d>
+                      </m:sup>
+                    </m:sSup>
+                    <m:r>
+                      <m:rPr>
+                        <m:sty m:val="p"/>
+                      </m:rPr>
+                      <m:t>]</m:t>
+                    </m:r>
                   </m:e>
-                </m:nary>
+                </m:d>
+                <m:r>
+                  <m:t>​</m:t>
+                </m:r>
                 <m:r>
                   <m:rPr>
                     <m:sty m:val="p"/>
@@ -43080,10 +43540,12 @@
       <m:oMath>
         <m:r>
           <m:rPr>
-            <m:nor/>
             <m:sty m:val="p"/>
           </m:rPr>
           <m:t>E</m:t>
+        </m:r>
+        <m:r>
+          <m:t>​</m:t>
         </m:r>
         <m:d>
           <m:dPr>
@@ -43117,6 +43579,9 @@
           </m:e>
         </m:d>
         <m:r>
+          <m:t>​</m:t>
+        </m:r>
+        <m:r>
           <m:rPr>
             <m:sty m:val="p"/>
           </m:rPr>
@@ -43124,10 +43589,12 @@
         </m:r>
         <m:r>
           <m:rPr>
-            <m:nor/>
             <m:sty m:val="p"/>
           </m:rPr>
           <m:t>E</m:t>
+        </m:r>
+        <m:r>
+          <m:t>​</m:t>
         </m:r>
         <m:d>
           <m:dPr>
@@ -43160,6 +43627,9 @@
             </m:sSup>
           </m:e>
         </m:d>
+        <m:r>
+          <m:t>​</m:t>
+        </m:r>
         <m:r>
           <m:rPr>
             <m:sty m:val="p"/>

--- a/chapters/21-g-methods-time-varying.docx
+++ b/chapters/21-g-methods-time-varying.docx
@@ -1145,6 +1145,7 @@
       <m:oMath>
         <m:r>
           <m:rPr>
+            <m:scr m:val="double-struck"/>
             <m:sty m:val="p"/>
           </m:rPr>
           <m:t>E</m:t>
@@ -1221,103 +1222,104 @@
           <m:e>
             <m:r>
               <m:rPr>
+                <m:scr m:val="double-struck"/>
                 <m:sty m:val="p"/>
               </m:rPr>
               <m:t>E</m:t>
             </m:r>
+            <m:r>
+              <m:t>​</m:t>
+            </m:r>
+            <m:d>
+              <m:dPr>
+                <m:begChr m:val="["/>
+                <m:sepChr m:val=""/>
+                <m:endChr m:val="]"/>
+                <m:grow/>
+              </m:dPr>
+              <m:e>
+                <m:r>
+                  <m:t>Y</m:t>
+                </m:r>
+                <m:r>
+                  <m:rPr>
+                    <m:sty m:val="p"/>
+                  </m:rPr>
+                  <m:t>∣</m:t>
+                </m:r>
+                <m:sSub>
+                  <m:e>
+                    <m:r>
+                      <m:t>A</m:t>
+                    </m:r>
+                  </m:e>
+                  <m:sub>
+                    <m:r>
+                      <m:t>1</m:t>
+                    </m:r>
+                  </m:sub>
+                </m:sSub>
+                <m:r>
+                  <m:rPr>
+                    <m:sty m:val="p"/>
+                  </m:rPr>
+                  <m:t>=</m:t>
+                </m:r>
+                <m:sSub>
+                  <m:e>
+                    <m:r>
+                      <m:t>a</m:t>
+                    </m:r>
+                  </m:e>
+                  <m:sub>
+                    <m:r>
+                      <m:t>1</m:t>
+                    </m:r>
+                  </m:sub>
+                </m:sSub>
+                <m:r>
+                  <m:rPr>
+                    <m:sty m:val="p"/>
+                  </m:rPr>
+                  <m:t>,</m:t>
+                </m:r>
+                <m:sSub>
+                  <m:e>
+                    <m:r>
+                      <m:t>L</m:t>
+                    </m:r>
+                  </m:e>
+                  <m:sub>
+                    <m:r>
+                      <m:t>1</m:t>
+                    </m:r>
+                  </m:sub>
+                </m:sSub>
+                <m:r>
+                  <m:rPr>
+                    <m:sty m:val="p"/>
+                  </m:rPr>
+                  <m:t>=</m:t>
+                </m:r>
+                <m:sSub>
+                  <m:e>
+                    <m:r>
+                      <m:t>l</m:t>
+                    </m:r>
+                  </m:e>
+                  <m:sub>
+                    <m:r>
+                      <m:t>1</m:t>
+                    </m:r>
+                  </m:sub>
+                </m:sSub>
+              </m:e>
+            </m:d>
+            <m:r>
+              <m:t>​</m:t>
+            </m:r>
           </m:e>
         </m:nary>
-        <m:r>
-          <m:t>​</m:t>
-        </m:r>
-        <m:d>
-          <m:dPr>
-            <m:begChr m:val="["/>
-            <m:sepChr m:val=""/>
-            <m:endChr m:val="]"/>
-            <m:grow/>
-          </m:dPr>
-          <m:e>
-            <m:r>
-              <m:t>Y</m:t>
-            </m:r>
-            <m:r>
-              <m:rPr>
-                <m:sty m:val="p"/>
-              </m:rPr>
-              <m:t>∣</m:t>
-            </m:r>
-            <m:sSub>
-              <m:e>
-                <m:r>
-                  <m:t>A</m:t>
-                </m:r>
-              </m:e>
-              <m:sub>
-                <m:r>
-                  <m:t>1</m:t>
-                </m:r>
-              </m:sub>
-            </m:sSub>
-            <m:r>
-              <m:rPr>
-                <m:sty m:val="p"/>
-              </m:rPr>
-              <m:t>=</m:t>
-            </m:r>
-            <m:sSub>
-              <m:e>
-                <m:r>
-                  <m:t>a</m:t>
-                </m:r>
-              </m:e>
-              <m:sub>
-                <m:r>
-                  <m:t>1</m:t>
-                </m:r>
-              </m:sub>
-            </m:sSub>
-            <m:r>
-              <m:rPr>
-                <m:sty m:val="p"/>
-              </m:rPr>
-              <m:t>,</m:t>
-            </m:r>
-            <m:sSub>
-              <m:e>
-                <m:r>
-                  <m:t>L</m:t>
-                </m:r>
-              </m:e>
-              <m:sub>
-                <m:r>
-                  <m:t>1</m:t>
-                </m:r>
-              </m:sub>
-            </m:sSub>
-            <m:r>
-              <m:rPr>
-                <m:sty m:val="p"/>
-              </m:rPr>
-              <m:t>=</m:t>
-            </m:r>
-            <m:sSub>
-              <m:e>
-                <m:r>
-                  <m:t>l</m:t>
-                </m:r>
-              </m:e>
-              <m:sub>
-                <m:r>
-                  <m:t>1</m:t>
-                </m:r>
-              </m:sub>
-            </m:sSub>
-          </m:e>
-        </m:d>
-        <m:r>
-          <m:t>​</m:t>
-        </m:r>
         <m:r>
           <m:rPr>
             <m:sty m:val="p"/>
@@ -1601,139 +1603,140 @@
                   <m:e>
                     <m:r>
                       <m:rPr>
+                        <m:scr m:val="double-struck"/>
                         <m:sty m:val="p"/>
                       </m:rPr>
                       <m:t>E</m:t>
                     </m:r>
+                    <m:r>
+                      <m:t>​</m:t>
+                    </m:r>
+                    <m:d>
+                      <m:dPr>
+                        <m:begChr m:val="["/>
+                        <m:sepChr m:val=""/>
+                        <m:endChr m:val="]"/>
+                        <m:grow/>
+                      </m:dPr>
+                      <m:e>
+                        <m:r>
+                          <m:t>Y</m:t>
+                        </m:r>
+                        <m:r>
+                          <m:rPr>
+                            <m:sty m:val="p"/>
+                          </m:rPr>
+                          <m:t>∣</m:t>
+                        </m:r>
+                        <m:sSub>
+                          <m:e>
+                            <m:r>
+                              <m:t>A</m:t>
+                            </m:r>
+                          </m:e>
+                          <m:sub>
+                            <m:r>
+                              <m:t>0</m:t>
+                            </m:r>
+                          </m:sub>
+                        </m:sSub>
+                        <m:r>
+                          <m:rPr>
+                            <m:sty m:val="p"/>
+                          </m:rPr>
+                          <m:t>=</m:t>
+                        </m:r>
+                        <m:sSub>
+                          <m:e>
+                            <m:r>
+                              <m:t>a</m:t>
+                            </m:r>
+                          </m:e>
+                          <m:sub>
+                            <m:r>
+                              <m:t>0</m:t>
+                            </m:r>
+                          </m:sub>
+                        </m:sSub>
+                        <m:r>
+                          <m:rPr>
+                            <m:sty m:val="p"/>
+                          </m:rPr>
+                          <m:t>,</m:t>
+                        </m:r>
+                        <m:sSub>
+                          <m:e>
+                            <m:r>
+                              <m:t>A</m:t>
+                            </m:r>
+                          </m:e>
+                          <m:sub>
+                            <m:r>
+                              <m:t>1</m:t>
+                            </m:r>
+                          </m:sub>
+                        </m:sSub>
+                        <m:r>
+                          <m:rPr>
+                            <m:sty m:val="p"/>
+                          </m:rPr>
+                          <m:t>=</m:t>
+                        </m:r>
+                        <m:sSub>
+                          <m:e>
+                            <m:r>
+                              <m:t>a</m:t>
+                            </m:r>
+                          </m:e>
+                          <m:sub>
+                            <m:r>
+                              <m:t>1</m:t>
+                            </m:r>
+                          </m:sub>
+                        </m:sSub>
+                        <m:r>
+                          <m:rPr>
+                            <m:sty m:val="p"/>
+                          </m:rPr>
+                          <m:t>,</m:t>
+                        </m:r>
+                        <m:sSub>
+                          <m:e>
+                            <m:r>
+                              <m:t>L</m:t>
+                            </m:r>
+                          </m:e>
+                          <m:sub>
+                            <m:r>
+                              <m:t>1</m:t>
+                            </m:r>
+                          </m:sub>
+                        </m:sSub>
+                        <m:r>
+                          <m:rPr>
+                            <m:sty m:val="p"/>
+                          </m:rPr>
+                          <m:t>=</m:t>
+                        </m:r>
+                        <m:sSub>
+                          <m:e>
+                            <m:r>
+                              <m:t>l</m:t>
+                            </m:r>
+                          </m:e>
+                          <m:sub>
+                            <m:r>
+                              <m:t>1</m:t>
+                            </m:r>
+                          </m:sub>
+                        </m:sSub>
+                      </m:e>
+                    </m:d>
+                    <m:r>
+                      <m:t>​</m:t>
+                    </m:r>
                   </m:e>
                 </m:nary>
-                <m:r>
-                  <m:t>​</m:t>
-                </m:r>
-                <m:d>
-                  <m:dPr>
-                    <m:begChr m:val="["/>
-                    <m:sepChr m:val=""/>
-                    <m:endChr m:val="]"/>
-                    <m:grow/>
-                  </m:dPr>
-                  <m:e>
-                    <m:r>
-                      <m:t>Y</m:t>
-                    </m:r>
-                    <m:r>
-                      <m:rPr>
-                        <m:sty m:val="p"/>
-                      </m:rPr>
-                      <m:t>∣</m:t>
-                    </m:r>
-                    <m:sSub>
-                      <m:e>
-                        <m:r>
-                          <m:t>A</m:t>
-                        </m:r>
-                      </m:e>
-                      <m:sub>
-                        <m:r>
-                          <m:t>0</m:t>
-                        </m:r>
-                      </m:sub>
-                    </m:sSub>
-                    <m:r>
-                      <m:rPr>
-                        <m:sty m:val="p"/>
-                      </m:rPr>
-                      <m:t>=</m:t>
-                    </m:r>
-                    <m:sSub>
-                      <m:e>
-                        <m:r>
-                          <m:t>a</m:t>
-                        </m:r>
-                      </m:e>
-                      <m:sub>
-                        <m:r>
-                          <m:t>0</m:t>
-                        </m:r>
-                      </m:sub>
-                    </m:sSub>
-                    <m:r>
-                      <m:rPr>
-                        <m:sty m:val="p"/>
-                      </m:rPr>
-                      <m:t>,</m:t>
-                    </m:r>
-                    <m:sSub>
-                      <m:e>
-                        <m:r>
-                          <m:t>A</m:t>
-                        </m:r>
-                      </m:e>
-                      <m:sub>
-                        <m:r>
-                          <m:t>1</m:t>
-                        </m:r>
-                      </m:sub>
-                    </m:sSub>
-                    <m:r>
-                      <m:rPr>
-                        <m:sty m:val="p"/>
-                      </m:rPr>
-                      <m:t>=</m:t>
-                    </m:r>
-                    <m:sSub>
-                      <m:e>
-                        <m:r>
-                          <m:t>a</m:t>
-                        </m:r>
-                      </m:e>
-                      <m:sub>
-                        <m:r>
-                          <m:t>1</m:t>
-                        </m:r>
-                      </m:sub>
-                    </m:sSub>
-                    <m:r>
-                      <m:rPr>
-                        <m:sty m:val="p"/>
-                      </m:rPr>
-                      <m:t>,</m:t>
-                    </m:r>
-                    <m:sSub>
-                      <m:e>
-                        <m:r>
-                          <m:t>L</m:t>
-                        </m:r>
-                      </m:e>
-                      <m:sub>
-                        <m:r>
-                          <m:t>1</m:t>
-                        </m:r>
-                      </m:sub>
-                    </m:sSub>
-                    <m:r>
-                      <m:rPr>
-                        <m:sty m:val="p"/>
-                      </m:rPr>
-                      <m:t>=</m:t>
-                    </m:r>
-                    <m:sSub>
-                      <m:e>
-                        <m:r>
-                          <m:t>l</m:t>
-                        </m:r>
-                      </m:e>
-                      <m:sub>
-                        <m:r>
-                          <m:t>1</m:t>
-                        </m:r>
-                      </m:sub>
-                    </m:sSub>
-                  </m:e>
-                </m:d>
-                <m:r>
-                  <m:t>​</m:t>
-                </m:r>
                 <m:r>
                   <m:t> </m:t>
                 </m:r>
@@ -1920,95 +1923,96 @@
                   <m:e>
                     <m:r>
                       <m:rPr>
+                        <m:scr m:val="double-struck"/>
                         <m:sty m:val="p"/>
                       </m:rPr>
                       <m:t>E</m:t>
                     </m:r>
+                    <m:r>
+                      <m:t>​</m:t>
+                    </m:r>
+                    <m:d>
+                      <m:dPr>
+                        <m:begChr m:val="["/>
+                        <m:sepChr m:val=""/>
+                        <m:endChr m:val="]"/>
+                        <m:grow/>
+                      </m:dPr>
+                      <m:e>
+                        <m:r>
+                          <m:t>Y</m:t>
+                        </m:r>
+                        <m:r>
+                          <m:rPr>
+                            <m:sty m:val="p"/>
+                          </m:rPr>
+                          <m:t>∣</m:t>
+                        </m:r>
+                        <m:acc>
+                          <m:accPr>
+                            <m:chr m:val="‾"/>
+                          </m:accPr>
+                          <m:e>
+                            <m:r>
+                              <m:t>A</m:t>
+                            </m:r>
+                          </m:e>
+                        </m:acc>
+                        <m:r>
+                          <m:rPr>
+                            <m:sty m:val="p"/>
+                          </m:rPr>
+                          <m:t>=</m:t>
+                        </m:r>
+                        <m:acc>
+                          <m:accPr>
+                            <m:chr m:val="‾"/>
+                          </m:accPr>
+                          <m:e>
+                            <m:r>
+                              <m:t>a</m:t>
+                            </m:r>
+                          </m:e>
+                        </m:acc>
+                        <m:r>
+                          <m:rPr>
+                            <m:sty m:val="p"/>
+                          </m:rPr>
+                          <m:t>,</m:t>
+                        </m:r>
+                        <m:acc>
+                          <m:accPr>
+                            <m:chr m:val="‾"/>
+                          </m:accPr>
+                          <m:e>
+                            <m:r>
+                              <m:t>L</m:t>
+                            </m:r>
+                          </m:e>
+                        </m:acc>
+                        <m:r>
+                          <m:rPr>
+                            <m:sty m:val="p"/>
+                          </m:rPr>
+                          <m:t>=</m:t>
+                        </m:r>
+                        <m:acc>
+                          <m:accPr>
+                            <m:chr m:val="‾"/>
+                          </m:accPr>
+                          <m:e>
+                            <m:r>
+                              <m:t>l</m:t>
+                            </m:r>
+                          </m:e>
+                        </m:acc>
+                      </m:e>
+                    </m:d>
+                    <m:r>
+                      <m:t>​</m:t>
+                    </m:r>
                   </m:e>
                 </m:nary>
-                <m:r>
-                  <m:t>​</m:t>
-                </m:r>
-                <m:d>
-                  <m:dPr>
-                    <m:begChr m:val="["/>
-                    <m:sepChr m:val=""/>
-                    <m:endChr m:val="]"/>
-                    <m:grow/>
-                  </m:dPr>
-                  <m:e>
-                    <m:r>
-                      <m:t>Y</m:t>
-                    </m:r>
-                    <m:r>
-                      <m:rPr>
-                        <m:sty m:val="p"/>
-                      </m:rPr>
-                      <m:t>∣</m:t>
-                    </m:r>
-                    <m:acc>
-                      <m:accPr>
-                        <m:chr m:val="‾"/>
-                      </m:accPr>
-                      <m:e>
-                        <m:r>
-                          <m:t>A</m:t>
-                        </m:r>
-                      </m:e>
-                    </m:acc>
-                    <m:r>
-                      <m:rPr>
-                        <m:sty m:val="p"/>
-                      </m:rPr>
-                      <m:t>=</m:t>
-                    </m:r>
-                    <m:acc>
-                      <m:accPr>
-                        <m:chr m:val="‾"/>
-                      </m:accPr>
-                      <m:e>
-                        <m:r>
-                          <m:t>a</m:t>
-                        </m:r>
-                      </m:e>
-                    </m:acc>
-                    <m:r>
-                      <m:rPr>
-                        <m:sty m:val="p"/>
-                      </m:rPr>
-                      <m:t>,</m:t>
-                    </m:r>
-                    <m:acc>
-                      <m:accPr>
-                        <m:chr m:val="‾"/>
-                      </m:accPr>
-                      <m:e>
-                        <m:r>
-                          <m:t>L</m:t>
-                        </m:r>
-                      </m:e>
-                    </m:acc>
-                    <m:r>
-                      <m:rPr>
-                        <m:sty m:val="p"/>
-                      </m:rPr>
-                      <m:t>=</m:t>
-                    </m:r>
-                    <m:acc>
-                      <m:accPr>
-                        <m:chr m:val="‾"/>
-                      </m:accPr>
-                      <m:e>
-                        <m:r>
-                          <m:t>l</m:t>
-                        </m:r>
-                      </m:e>
-                    </m:acc>
-                  </m:e>
-                </m:d>
-                <m:r>
-                  <m:t>​</m:t>
-                </m:r>
                 <m:nary>
                   <m:naryPr>
                     <m:chr m:val="∏"/>
@@ -2306,6 +2310,7 @@
             <m:oMath>
               <m:r>
                 <m:rPr>
+                  <m:scr m:val="double-struck"/>
                   <m:sty m:val="p"/>
                 </m:rPr>
                 <m:t>E</m:t>
@@ -3412,6 +3417,7 @@
                   <m:e>
                     <m:r>
                       <m:rPr>
+                        <m:scr m:val="double-struck"/>
                         <m:sty m:val="p"/>
                       </m:rPr>
                       <m:t>E</m:t>
@@ -3500,6 +3506,7 @@
                     </m:r>
                     <m:r>
                       <m:rPr>
+                        <m:scr m:val="double-struck"/>
                         <m:sty m:val="p"/>
                       </m:rPr>
                       <m:t>E</m:t>
@@ -3585,6 +3592,7 @@
                     </m:r>
                     <m:r>
                       <m:rPr>
+                        <m:scr m:val="double-struck"/>
                         <m:sty m:val="p"/>
                       </m:rPr>
                       <m:t>E</m:t>
@@ -4030,6 +4038,7 @@
                   <m:e>
                     <m:r>
                       <m:rPr>
+                        <m:scr m:val="double-struck"/>
                         <m:sty m:val="p"/>
                       </m:rPr>
                       <m:t>E</m:t>
@@ -4202,6 +4211,7 @@
             <m:oMath>
               <m:r>
                 <m:rPr>
+                  <m:scr m:val="double-struck"/>
                   <m:sty m:val="p"/>
                 </m:rPr>
                 <m:t>E</m:t>
@@ -4251,6 +4261,7 @@
               </m:r>
               <m:r>
                 <m:rPr>
+                  <m:scr m:val="double-struck"/>
                   <m:sty m:val="p"/>
                 </m:rPr>
                 <m:t>E</m:t>
@@ -4701,6 +4712,7 @@
             <m:oMath>
               <m:r>
                 <m:rPr>
+                  <m:scr m:val="double-struck"/>
                   <m:sty m:val="p"/>
                 </m:rPr>
                 <m:t>E</m:t>
@@ -5040,6 +5052,7 @@
             <m:oMath>
               <m:r>
                 <m:rPr>
+                  <m:scr m:val="double-struck"/>
                   <m:sty m:val="p"/>
                 </m:rPr>
                 <m:t>E</m:t>
@@ -5248,6 +5261,7 @@
             <m:oMath>
               <m:r>
                 <m:rPr>
+                  <m:scr m:val="double-struck"/>
                   <m:sty m:val="p"/>
                 </m:rPr>
                 <m:t>E</m:t>
@@ -5398,6 +5412,7 @@
             <m:oMath>
               <m:r>
                 <m:rPr>
+                  <m:scr m:val="double-struck"/>
                   <m:sty m:val="p"/>
                 </m:rPr>
                 <m:t>E</m:t>
@@ -5717,6 +5732,7 @@
             <m:oMath>
               <m:r>
                 <m:rPr>
+                  <m:scr m:val="double-struck"/>
                   <m:sty m:val="p"/>
                 </m:rPr>
                 <m:t>E</m:t>
@@ -5856,6 +5872,7 @@
               </m:r>
               <m:r>
                 <m:rPr>
+                  <m:scr m:val="double-struck"/>
                   <m:sty m:val="p"/>
                 </m:rPr>
                 <m:t>E</m:t>
@@ -6008,52 +6025,103 @@
                 <m:e>
                   <m:r>
                     <m:rPr>
+                      <m:scr m:val="double-struck"/>
                       <m:sty m:val="p"/>
                     </m:rPr>
                     <m:t>E</m:t>
                   </m:r>
-                </m:e>
-              </m:nary>
-              <m:r>
-                <m:t>​</m:t>
-              </m:r>
-              <m:d>
-                <m:dPr>
-                  <m:begChr m:val="["/>
-                  <m:sepChr m:val=""/>
-                  <m:endChr m:val="]"/>
-                  <m:grow/>
-                </m:dPr>
-                <m:e>
-                  <m:sSup>
+                  <m:r>
+                    <m:t>​</m:t>
+                  </m:r>
+                  <m:d>
+                    <m:dPr>
+                      <m:begChr m:val="["/>
+                      <m:sepChr m:val=""/>
+                      <m:endChr m:val="]"/>
+                      <m:grow/>
+                    </m:dPr>
                     <m:e>
-                      <m:r>
-                        <m:t>Y</m:t>
-                      </m:r>
-                    </m:e>
-                    <m:sup>
-                      <m:sSub>
+                      <m:sSup>
                         <m:e>
                           <m:r>
-                            <m:t>a</m:t>
+                            <m:t>Y</m:t>
+                          </m:r>
+                        </m:e>
+                        <m:sup>
+                          <m:sSub>
+                            <m:e>
+                              <m:r>
+                                <m:t>a</m:t>
+                              </m:r>
+                            </m:e>
+                            <m:sub>
+                              <m:r>
+                                <m:t>0</m:t>
+                              </m:r>
+                            </m:sub>
+                          </m:sSub>
+                          <m:r>
+                            <m:rPr>
+                              <m:sty m:val="p"/>
+                            </m:rPr>
+                            <m:t>,</m:t>
+                          </m:r>
+                          <m:sSub>
+                            <m:e>
+                              <m:r>
+                                <m:t>a</m:t>
+                              </m:r>
+                            </m:e>
+                            <m:sub>
+                              <m:r>
+                                <m:t>1</m:t>
+                              </m:r>
+                            </m:sub>
+                          </m:sSub>
+                        </m:sup>
+                      </m:sSup>
+                      <m:r>
+                        <m:rPr>
+                          <m:sty m:val="p"/>
+                        </m:rPr>
+                        <m:t>∣</m:t>
+                      </m:r>
+                      <m:sSubSup>
+                        <m:e>
+                          <m:r>
+                            <m:t>L</m:t>
                           </m:r>
                         </m:e>
                         <m:sub>
                           <m:r>
-                            <m:t>0</m:t>
+                            <m:t>1</m:t>
                           </m:r>
                         </m:sub>
-                      </m:sSub>
+                        <m:sup>
+                          <m:sSub>
+                            <m:e>
+                              <m:r>
+                                <m:t>a</m:t>
+                              </m:r>
+                            </m:e>
+                            <m:sub>
+                              <m:r>
+                                <m:t>0</m:t>
+                              </m:r>
+                            </m:sub>
+                          </m:sSub>
+                        </m:sup>
+                      </m:sSubSup>
                       <m:r>
                         <m:rPr>
                           <m:sty m:val="p"/>
                         </m:rPr>
-                        <m:t>,</m:t>
+                        <m:t>=</m:t>
                       </m:r>
                       <m:sSub>
                         <m:e>
                           <m:r>
-                            <m:t>a</m:t>
+                            <m:t>l</m:t>
                           </m:r>
                         </m:e>
                         <m:sub>
@@ -6062,63 +6130,13 @@
                           </m:r>
                         </m:sub>
                       </m:sSub>
-                    </m:sup>
-                  </m:sSup>
-                  <m:r>
-                    <m:rPr>
-                      <m:sty m:val="p"/>
-                    </m:rPr>
-                    <m:t>∣</m:t>
-                  </m:r>
-                  <m:sSubSup>
-                    <m:e>
-                      <m:r>
-                        <m:t>L</m:t>
-                      </m:r>
                     </m:e>
-                    <m:sub>
-                      <m:r>
-                        <m:t>1</m:t>
-                      </m:r>
-                    </m:sub>
-                    <m:sup>
-                      <m:sSub>
-                        <m:e>
-                          <m:r>
-                            <m:t>a</m:t>
-                          </m:r>
-                        </m:e>
-                        <m:sub>
-                          <m:r>
-                            <m:t>0</m:t>
-                          </m:r>
-                        </m:sub>
-                      </m:sSub>
-                    </m:sup>
-                  </m:sSubSup>
-                  <m:r>
-                    <m:rPr>
-                      <m:sty m:val="p"/>
-                    </m:rPr>
-                    <m:t>=</m:t>
-                  </m:r>
-                  <m:sSub>
-                    <m:e>
-                      <m:r>
-                        <m:t>l</m:t>
-                      </m:r>
-                    </m:e>
-                    <m:sub>
-                      <m:r>
-                        <m:t>1</m:t>
-                      </m:r>
-                    </m:sub>
-                  </m:sSub>
-                </m:e>
-              </m:d>
-              <m:r>
-                <m:t>​</m:t>
-              </m:r>
+                  </m:d>
+                  <m:r>
+                    <m:t>​</m:t>
+                  </m:r>
+                </m:e>
+              </m:nary>
               <m:r>
                 <m:rPr>
                   <m:sty m:val="p"/>
@@ -6189,6 +6207,7 @@
               </m:r>
               <m:r>
                 <m:rPr>
+                  <m:scr m:val="double-struck"/>
                   <m:sty m:val="p"/>
                 </m:rPr>
                 <m:t>E</m:t>
@@ -6337,6 +6356,7 @@
             <m:oMath>
               <m:r>
                 <m:rPr>
+                  <m:scr m:val="double-struck"/>
                   <m:sty m:val="p"/>
                 </m:rPr>
                 <m:t>E</m:t>
@@ -6833,95 +6853,96 @@
                   <m:e>
                     <m:r>
                       <m:rPr>
+                        <m:scr m:val="double-struck"/>
                         <m:sty m:val="p"/>
                       </m:rPr>
                       <m:t>E</m:t>
                     </m:r>
+                    <m:r>
+                      <m:t>​</m:t>
+                    </m:r>
+                    <m:d>
+                      <m:dPr>
+                        <m:begChr m:val="["/>
+                        <m:sepChr m:val=""/>
+                        <m:endChr m:val="]"/>
+                        <m:grow/>
+                      </m:dPr>
+                      <m:e>
+                        <m:r>
+                          <m:t>Y</m:t>
+                        </m:r>
+                        <m:r>
+                          <m:rPr>
+                            <m:sty m:val="p"/>
+                          </m:rPr>
+                          <m:t>∣</m:t>
+                        </m:r>
+                        <m:acc>
+                          <m:accPr>
+                            <m:chr m:val="‾"/>
+                          </m:accPr>
+                          <m:e>
+                            <m:r>
+                              <m:t>A</m:t>
+                            </m:r>
+                          </m:e>
+                        </m:acc>
+                        <m:r>
+                          <m:rPr>
+                            <m:sty m:val="p"/>
+                          </m:rPr>
+                          <m:t>=</m:t>
+                        </m:r>
+                        <m:acc>
+                          <m:accPr>
+                            <m:chr m:val="‾"/>
+                          </m:accPr>
+                          <m:e>
+                            <m:r>
+                              <m:t>a</m:t>
+                            </m:r>
+                          </m:e>
+                        </m:acc>
+                        <m:r>
+                          <m:rPr>
+                            <m:sty m:val="p"/>
+                          </m:rPr>
+                          <m:t>,</m:t>
+                        </m:r>
+                        <m:acc>
+                          <m:accPr>
+                            <m:chr m:val="‾"/>
+                          </m:accPr>
+                          <m:e>
+                            <m:r>
+                              <m:t>L</m:t>
+                            </m:r>
+                          </m:e>
+                        </m:acc>
+                        <m:r>
+                          <m:rPr>
+                            <m:sty m:val="p"/>
+                          </m:rPr>
+                          <m:t>=</m:t>
+                        </m:r>
+                        <m:acc>
+                          <m:accPr>
+                            <m:chr m:val="‾"/>
+                          </m:accPr>
+                          <m:e>
+                            <m:r>
+                              <m:t>l</m:t>
+                            </m:r>
+                          </m:e>
+                        </m:acc>
+                      </m:e>
+                    </m:d>
+                    <m:r>
+                      <m:t>​</m:t>
+                    </m:r>
                   </m:e>
                 </m:nary>
-                <m:r>
-                  <m:t>​</m:t>
-                </m:r>
-                <m:d>
-                  <m:dPr>
-                    <m:begChr m:val="["/>
-                    <m:sepChr m:val=""/>
-                    <m:endChr m:val="]"/>
-                    <m:grow/>
-                  </m:dPr>
-                  <m:e>
-                    <m:r>
-                      <m:t>Y</m:t>
-                    </m:r>
-                    <m:r>
-                      <m:rPr>
-                        <m:sty m:val="p"/>
-                      </m:rPr>
-                      <m:t>∣</m:t>
-                    </m:r>
-                    <m:acc>
-                      <m:accPr>
-                        <m:chr m:val="‾"/>
-                      </m:accPr>
-                      <m:e>
-                        <m:r>
-                          <m:t>A</m:t>
-                        </m:r>
-                      </m:e>
-                    </m:acc>
-                    <m:r>
-                      <m:rPr>
-                        <m:sty m:val="p"/>
-                      </m:rPr>
-                      <m:t>=</m:t>
-                    </m:r>
-                    <m:acc>
-                      <m:accPr>
-                        <m:chr m:val="‾"/>
-                      </m:accPr>
-                      <m:e>
-                        <m:r>
-                          <m:t>a</m:t>
-                        </m:r>
-                      </m:e>
-                    </m:acc>
-                    <m:r>
-                      <m:rPr>
-                        <m:sty m:val="p"/>
-                      </m:rPr>
-                      <m:t>,</m:t>
-                    </m:r>
-                    <m:acc>
-                      <m:accPr>
-                        <m:chr m:val="‾"/>
-                      </m:accPr>
-                      <m:e>
-                        <m:r>
-                          <m:t>L</m:t>
-                        </m:r>
-                      </m:e>
-                    </m:acc>
-                    <m:r>
-                      <m:rPr>
-                        <m:sty m:val="p"/>
-                      </m:rPr>
-                      <m:t>=</m:t>
-                    </m:r>
-                    <m:acc>
-                      <m:accPr>
-                        <m:chr m:val="‾"/>
-                      </m:accPr>
-                      <m:e>
-                        <m:r>
-                          <m:t>l</m:t>
-                        </m:r>
-                      </m:e>
-                    </m:acc>
-                  </m:e>
-                </m:d>
-                <m:r>
-                  <m:t>​</m:t>
-                </m:r>
                 <m:nary>
                   <m:naryPr>
                     <m:chr m:val="∏"/>
@@ -9258,6 +9279,7 @@
             <m:oMath>
               <m:r>
                 <m:rPr>
+                  <m:scr m:val="double-struck"/>
                   <m:sty m:val="p"/>
                 </m:rPr>
                 <m:t>E</m:t>
@@ -9332,6 +9354,7 @@
                 <m:e>
                   <m:r>
                     <m:rPr>
+                      <m:scr m:val="double-struck"/>
                       <m:sty m:val="p"/>
                     </m:rPr>
                     <m:t>E</m:t>
@@ -9476,6 +9499,7 @@
       <m:oMath>
         <m:r>
           <m:rPr>
+            <m:scr m:val="double-struck"/>
             <m:sty m:val="p"/>
           </m:rPr>
           <m:t>E</m:t>
@@ -9612,6 +9636,7 @@
       <m:oMath>
         <m:r>
           <m:rPr>
+            <m:scr m:val="double-struck"/>
             <m:sty m:val="p"/>
           </m:rPr>
           <m:t>E</m:t>
@@ -9686,6 +9711,7 @@
         </m:r>
         <m:r>
           <m:rPr>
+            <m:scr m:val="double-struck"/>
             <m:sty m:val="p"/>
           </m:rPr>
           <m:t>E</m:t>
@@ -9862,6 +9888,7 @@
       <m:oMath>
         <m:r>
           <m:rPr>
+            <m:scr m:val="double-struck"/>
             <m:sty m:val="p"/>
           </m:rPr>
           <m:t>E</m:t>
@@ -9909,6 +9936,7 @@
         </m:r>
         <m:r>
           <m:rPr>
+            <m:scr m:val="double-struck"/>
             <m:sty m:val="p"/>
           </m:rPr>
           <m:t>E</m:t>
@@ -9970,6 +9998,7 @@
           <m:e>
             <m:r>
               <m:rPr>
+                <m:scr m:val="double-struck"/>
                 <m:sty m:val="p"/>
               </m:rPr>
               <m:t>E</m:t>
@@ -10045,6 +10074,7 @@
           <m:e>
             <m:r>
               <m:rPr>
+                <m:scr m:val="double-struck"/>
                 <m:sty m:val="p"/>
               </m:rPr>
               <m:t>E</m:t>
@@ -11497,6 +11527,7 @@
                       <m:e>
                         <m:r>
                           <m:rPr>
+                            <m:scr m:val="double-struck"/>
                             <m:sty m:val="p"/>
                           </m:rPr>
                           <m:t>E</m:t>
@@ -12048,6 +12079,7 @@
             <m:oMath>
               <m:r>
                 <m:rPr>
+                  <m:scr m:val="double-struck"/>
                   <m:sty m:val="p"/>
                 </m:rPr>
                 <m:t>E</m:t>
@@ -12227,6 +12259,7 @@
               <m:oMath>
                 <m:r>
                   <m:rPr>
+                    <m:scr m:val="double-struck"/>
                     <m:sty m:val="p"/>
                   </m:rPr>
                   <m:t>E</m:t>
@@ -12469,6 +12502,7 @@
             <m:oMath>
               <m:r>
                 <m:rPr>
+                  <m:scr m:val="double-struck"/>
                   <m:sty m:val="p"/>
                 </m:rPr>
                 <m:t>E</m:t>
@@ -12516,6 +12550,7 @@
               </m:r>
               <m:r>
                 <m:rPr>
+                  <m:scr m:val="double-struck"/>
                   <m:sty m:val="p"/>
                 </m:rPr>
                 <m:t>E</m:t>
@@ -12819,6 +12854,7 @@
             <m:oMath>
               <m:r>
                 <m:rPr>
+                  <m:scr m:val="double-struck"/>
                   <m:sty m:val="p"/>
                 </m:rPr>
                 <m:t>E</m:t>
@@ -13495,6 +13531,7 @@
               <m:oMath>
                 <m:r>
                   <m:rPr>
+                    <m:scr m:val="double-struck"/>
                     <m:sty m:val="p"/>
                   </m:rPr>
                   <m:t>E</m:t>
@@ -14012,6 +14049,7 @@
             <m:oMath>
               <m:r>
                 <m:rPr>
+                  <m:scr m:val="double-struck"/>
                   <m:sty m:val="p"/>
                 </m:rPr>
                 <m:t>E</m:t>
@@ -14234,6 +14272,7 @@
             <m:oMath>
               <m:r>
                 <m:rPr>
+                  <m:scr m:val="double-struck"/>
                   <m:sty m:val="p"/>
                 </m:rPr>
                 <m:t>E</m:t>
@@ -15972,6 +16011,7 @@
             <m:oMath>
               <m:r>
                 <m:rPr>
+                  <m:scr m:val="double-struck"/>
                   <m:sty m:val="p"/>
                 </m:rPr>
                 <m:t>E</m:t>
@@ -16397,6 +16437,7 @@
             <m:oMath>
               <m:r>
                 <m:rPr>
+                  <m:scr m:val="double-struck"/>
                   <m:sty m:val="p"/>
                 </m:rPr>
                 <m:t>E</m:t>
@@ -16963,6 +17004,7 @@
             <m:oMath>
               <m:r>
                 <m:rPr>
+                  <m:scr m:val="double-struck"/>
                   <m:sty m:val="p"/>
                 </m:rPr>
                 <m:t>E</m:t>
@@ -17012,6 +17054,7 @@
               </m:r>
               <m:r>
                 <m:rPr>
+                  <m:scr m:val="double-struck"/>
                   <m:sty m:val="p"/>
                 </m:rPr>
                 <m:t>E</m:t>
@@ -17130,6 +17173,7 @@
             <m:oMath>
               <m:r>
                 <m:rPr>
+                  <m:scr m:val="double-struck"/>
                   <m:sty m:val="p"/>
                 </m:rPr>
                 <m:t>E</m:t>
@@ -18044,6 +18088,7 @@
             <m:oMath>
               <m:r>
                 <m:rPr>
+                  <m:scr m:val="double-struck"/>
                   <m:sty m:val="p"/>
                 </m:rPr>
                 <m:t>E</m:t>
@@ -19407,6 +19452,7 @@
             <m:oMath>
               <m:r>
                 <m:rPr>
+                  <m:scr m:val="double-struck"/>
                   <m:sty m:val="p"/>
                 </m:rPr>
                 <m:t>E</m:t>
@@ -22554,6 +22600,7 @@
             <m:oMath>
               <m:r>
                 <m:rPr>
+                  <m:scr m:val="double-struck"/>
                   <m:sty m:val="p"/>
                 </m:rPr>
                 <m:t>E</m:t>
@@ -22772,6 +22819,7 @@
               <m:oMath>
                 <m:r>
                   <m:rPr>
+                    <m:scr m:val="double-struck"/>
                     <m:sty m:val="p"/>
                   </m:rPr>
                   <m:t>E</m:t>
@@ -24140,6 +24188,7 @@
                     </m:r>
                     <m:r>
                       <m:rPr>
+                        <m:scr m:val="double-struck"/>
                         <m:sty m:val="p"/>
                       </m:rPr>
                       <m:t>E</m:t>
@@ -24371,6 +24420,7 @@
                     </m:r>
                     <m:r>
                       <m:rPr>
+                        <m:scr m:val="double-struck"/>
                         <m:sty m:val="p"/>
                       </m:rPr>
                       <m:t>E</m:t>
@@ -29136,6 +29186,7 @@
             <m:oMath>
               <m:r>
                 <m:rPr>
+                  <m:scr m:val="double-struck"/>
                   <m:sty m:val="p"/>
                 </m:rPr>
                 <m:t>E</m:t>
@@ -29580,6 +29631,7 @@
             <m:oMath>
               <m:r>
                 <m:rPr>
+                  <m:scr m:val="double-struck"/>
                   <m:sty m:val="p"/>
                 </m:rPr>
                 <m:t>E</m:t>
@@ -29685,6 +29737,7 @@
               </m:r>
               <m:r>
                 <m:rPr>
+                  <m:scr m:val="double-struck"/>
                   <m:sty m:val="p"/>
                 </m:rPr>
                 <m:t>E</m:t>
@@ -29830,6 +29883,7 @@
             <m:oMath>
               <m:r>
                 <m:rPr>
+                  <m:scr m:val="double-struck"/>
                   <m:sty m:val="p"/>
                 </m:rPr>
                 <m:t>E</m:t>
@@ -29885,6 +29939,7 @@
               </m:r>
               <m:r>
                 <m:rPr>
+                  <m:scr m:val="double-struck"/>
                   <m:sty m:val="p"/>
                 </m:rPr>
                 <m:t>E</m:t>
@@ -29972,6 +30027,7 @@
             <m:oMath>
               <m:r>
                 <m:rPr>
+                  <m:scr m:val="double-struck"/>
                   <m:sty m:val="p"/>
                 </m:rPr>
                 <m:t>E</m:t>
@@ -30552,6 +30608,7 @@
             <m:oMath>
               <m:r>
                 <m:rPr>
+                  <m:scr m:val="double-struck"/>
                   <m:sty m:val="p"/>
                 </m:rPr>
                 <m:t>E</m:t>
@@ -30748,6 +30805,7 @@
               </m:r>
               <m:r>
                 <m:rPr>
+                  <m:scr m:val="double-struck"/>
                   <m:sty m:val="p"/>
                 </m:rPr>
                 <m:t>E</m:t>
@@ -33794,6 +33852,7 @@
             <m:oMath>
               <m:r>
                 <m:rPr>
+                  <m:scr m:val="double-struck"/>
                   <m:sty m:val="p"/>
                 </m:rPr>
                 <m:t>E</m:t>
@@ -34629,6 +34688,7 @@
             <m:oMath>
               <m:r>
                 <m:rPr>
+                  <m:scr m:val="double-struck"/>
                   <m:sty m:val="p"/>
                 </m:rPr>
                 <m:t>E</m:t>
@@ -35082,6 +35142,7 @@
             <m:oMath>
               <m:r>
                 <m:rPr>
+                  <m:scr m:val="double-struck"/>
                   <m:sty m:val="p"/>
                 </m:rPr>
                 <m:t>E</m:t>
@@ -35133,6 +35194,7 @@
             <m:oMath>
               <m:r>
                 <m:rPr>
+                  <m:scr m:val="double-struck"/>
                   <m:sty m:val="p"/>
                 </m:rPr>
                 <m:t>E</m:t>
@@ -36259,127 +36321,128 @@
                   <m:e>
                     <m:r>
                       <m:rPr>
+                        <m:scr m:val="double-struck"/>
                         <m:sty m:val="p"/>
                       </m:rPr>
                       <m:t>E</m:t>
                     </m:r>
+                    <m:r>
+                      <m:t>​</m:t>
+                    </m:r>
+                    <m:d>
+                      <m:dPr>
+                        <m:begChr m:val="["/>
+                        <m:sepChr m:val=""/>
+                        <m:endChr m:val="]"/>
+                        <m:grow/>
+                      </m:dPr>
+                      <m:e>
+                        <m:r>
+                          <m:t>Y</m:t>
+                        </m:r>
+                        <m:r>
+                          <m:rPr>
+                            <m:sty m:val="p"/>
+                          </m:rPr>
+                          <m:t>∣</m:t>
+                        </m:r>
+                        <m:acc>
+                          <m:accPr>
+                            <m:chr m:val="‾"/>
+                          </m:accPr>
+                          <m:e>
+                            <m:r>
+                              <m:t>C</m:t>
+                            </m:r>
+                          </m:e>
+                        </m:acc>
+                        <m:r>
+                          <m:rPr>
+                            <m:sty m:val="p"/>
+                          </m:rPr>
+                          <m:t>=</m:t>
+                        </m:r>
+                        <m:acc>
+                          <m:accPr>
+                            <m:chr m:val="‾"/>
+                          </m:accPr>
+                          <m:e>
+                            <m:r>
+                              <m:t>0</m:t>
+                            </m:r>
+                          </m:e>
+                        </m:acc>
+                        <m:r>
+                          <m:rPr>
+                            <m:sty m:val="p"/>
+                          </m:rPr>
+                          <m:t>,</m:t>
+                        </m:r>
+                        <m:acc>
+                          <m:accPr>
+                            <m:chr m:val="‾"/>
+                          </m:accPr>
+                          <m:e>
+                            <m:r>
+                              <m:t>A</m:t>
+                            </m:r>
+                          </m:e>
+                        </m:acc>
+                        <m:r>
+                          <m:rPr>
+                            <m:sty m:val="p"/>
+                          </m:rPr>
+                          <m:t>=</m:t>
+                        </m:r>
+                        <m:acc>
+                          <m:accPr>
+                            <m:chr m:val="‾"/>
+                          </m:accPr>
+                          <m:e>
+                            <m:r>
+                              <m:t>a</m:t>
+                            </m:r>
+                          </m:e>
+                        </m:acc>
+                        <m:r>
+                          <m:rPr>
+                            <m:sty m:val="p"/>
+                          </m:rPr>
+                          <m:t>,</m:t>
+                        </m:r>
+                        <m:acc>
+                          <m:accPr>
+                            <m:chr m:val="‾"/>
+                          </m:accPr>
+                          <m:e>
+                            <m:r>
+                              <m:t>L</m:t>
+                            </m:r>
+                          </m:e>
+                        </m:acc>
+                        <m:r>
+                          <m:rPr>
+                            <m:sty m:val="p"/>
+                          </m:rPr>
+                          <m:t>=</m:t>
+                        </m:r>
+                        <m:acc>
+                          <m:accPr>
+                            <m:chr m:val="‾"/>
+                          </m:accPr>
+                          <m:e>
+                            <m:r>
+                              <m:t>l</m:t>
+                            </m:r>
+                          </m:e>
+                        </m:acc>
+                      </m:e>
+                    </m:d>
+                    <m:r>
+                      <m:t>​</m:t>
+                    </m:r>
                   </m:e>
                 </m:nary>
-                <m:r>
-                  <m:t>​</m:t>
-                </m:r>
-                <m:d>
-                  <m:dPr>
-                    <m:begChr m:val="["/>
-                    <m:sepChr m:val=""/>
-                    <m:endChr m:val="]"/>
-                    <m:grow/>
-                  </m:dPr>
-                  <m:e>
-                    <m:r>
-                      <m:t>Y</m:t>
-                    </m:r>
-                    <m:r>
-                      <m:rPr>
-                        <m:sty m:val="p"/>
-                      </m:rPr>
-                      <m:t>∣</m:t>
-                    </m:r>
-                    <m:acc>
-                      <m:accPr>
-                        <m:chr m:val="‾"/>
-                      </m:accPr>
-                      <m:e>
-                        <m:r>
-                          <m:t>C</m:t>
-                        </m:r>
-                      </m:e>
-                    </m:acc>
-                    <m:r>
-                      <m:rPr>
-                        <m:sty m:val="p"/>
-                      </m:rPr>
-                      <m:t>=</m:t>
-                    </m:r>
-                    <m:acc>
-                      <m:accPr>
-                        <m:chr m:val="‾"/>
-                      </m:accPr>
-                      <m:e>
-                        <m:r>
-                          <m:t>0</m:t>
-                        </m:r>
-                      </m:e>
-                    </m:acc>
-                    <m:r>
-                      <m:rPr>
-                        <m:sty m:val="p"/>
-                      </m:rPr>
-                      <m:t>,</m:t>
-                    </m:r>
-                    <m:acc>
-                      <m:accPr>
-                        <m:chr m:val="‾"/>
-                      </m:accPr>
-                      <m:e>
-                        <m:r>
-                          <m:t>A</m:t>
-                        </m:r>
-                      </m:e>
-                    </m:acc>
-                    <m:r>
-                      <m:rPr>
-                        <m:sty m:val="p"/>
-                      </m:rPr>
-                      <m:t>=</m:t>
-                    </m:r>
-                    <m:acc>
-                      <m:accPr>
-                        <m:chr m:val="‾"/>
-                      </m:accPr>
-                      <m:e>
-                        <m:r>
-                          <m:t>a</m:t>
-                        </m:r>
-                      </m:e>
-                    </m:acc>
-                    <m:r>
-                      <m:rPr>
-                        <m:sty m:val="p"/>
-                      </m:rPr>
-                      <m:t>,</m:t>
-                    </m:r>
-                    <m:acc>
-                      <m:accPr>
-                        <m:chr m:val="‾"/>
-                      </m:accPr>
-                      <m:e>
-                        <m:r>
-                          <m:t>L</m:t>
-                        </m:r>
-                      </m:e>
-                    </m:acc>
-                    <m:r>
-                      <m:rPr>
-                        <m:sty m:val="p"/>
-                      </m:rPr>
-                      <m:t>=</m:t>
-                    </m:r>
-                    <m:acc>
-                      <m:accPr>
-                        <m:chr m:val="‾"/>
-                      </m:accPr>
-                      <m:e>
-                        <m:r>
-                          <m:t>l</m:t>
-                        </m:r>
-                      </m:e>
-                    </m:acc>
-                  </m:e>
-                </m:d>
-                <m:r>
-                  <m:t>​</m:t>
-                </m:r>
                 <m:nary>
                   <m:naryPr>
                     <m:chr m:val="∏"/>
@@ -36753,6 +36816,7 @@
             <m:oMath>
               <m:r>
                 <m:rPr>
+                  <m:scr m:val="double-struck"/>
                   <m:sty m:val="p"/>
                 </m:rPr>
                 <m:t>E</m:t>
@@ -37154,6 +37218,7 @@
             <m:oMath>
               <m:r>
                 <m:rPr>
+                  <m:scr m:val="double-struck"/>
                   <m:sty m:val="p"/>
                 </m:rPr>
                 <m:t>E</m:t>
@@ -38943,6 +39008,7 @@
             <m:oMath>
               <m:r>
                 <m:rPr>
+                  <m:scr m:val="double-struck"/>
                   <m:sty m:val="p"/>
                 </m:rPr>
                 <m:t>E</m:t>
@@ -40149,6 +40215,7 @@
             <m:oMath>
               <m:r>
                 <m:rPr>
+                  <m:scr m:val="double-struck"/>
                   <m:sty m:val="p"/>
                 </m:rPr>
                 <m:t>E</m:t>
@@ -40608,6 +40675,7 @@
             <m:oMath>
               <m:r>
                 <m:rPr>
+                  <m:scr m:val="double-struck"/>
                   <m:sty m:val="p"/>
                 </m:rPr>
                 <m:t>E</m:t>
@@ -43540,6 +43608,7 @@
       <m:oMath>
         <m:r>
           <m:rPr>
+            <m:scr m:val="double-struck"/>
             <m:sty m:val="p"/>
           </m:rPr>
           <m:t>E</m:t>
@@ -43589,6 +43658,7 @@
         </m:r>
         <m:r>
           <m:rPr>
+            <m:scr m:val="double-struck"/>
             <m:sty m:val="p"/>
           </m:rPr>
           <m:t>E</m:t>
